--- a/report_agent/output/risk_assessment_reports/risk_assessment_report.docx
+++ b/report_agent/output/risk_assessment_reports/risk_assessment_report.docx
@@ -53,6 +53,7 @@
       <w:pPr>
         <w:jc w:val="center"/>
       </w:pPr>
+      <w:proofErr w:type="spellStart"/>
       <w:r>
         <w:rPr>
           <w:b/>
@@ -61,6 +62,7 @@
         </w:rPr>
         <w:t>위험성평가보고서</w:t>
       </w:r>
+      <w:proofErr w:type="spellEnd"/>
     </w:p>
     <w:p>
       <w:pPr>
@@ -182,6 +184,7 @@
             <w:vAlign w:val="center"/>
           </w:tcPr>
           <w:p>
+            <w:proofErr w:type="spellStart"/>
             <w:r>
               <w:rPr>
                 <w:b/>
@@ -190,6 +193,7 @@
               </w:rPr>
               <w:t>보고서명</w:t>
             </w:r>
+            <w:proofErr w:type="spellEnd"/>
           </w:p>
         </w:tc>
         <w:tc>
@@ -240,6 +244,7 @@
             <w:vAlign w:val="center"/>
           </w:tcPr>
           <w:p>
+            <w:proofErr w:type="spellStart"/>
             <w:r>
               <w:rPr>
                 <w:b/>
@@ -248,6 +253,7 @@
               </w:rPr>
               <w:t>사업장명</w:t>
             </w:r>
+            <w:proofErr w:type="spellEnd"/>
           </w:p>
         </w:tc>
         <w:tc>
@@ -298,6 +304,7 @@
             <w:vAlign w:val="center"/>
           </w:tcPr>
           <w:p>
+            <w:proofErr w:type="spellStart"/>
             <w:r>
               <w:rPr>
                 <w:b/>
@@ -306,6 +313,7 @@
               </w:rPr>
               <w:t>평가기간</w:t>
             </w:r>
+            <w:proofErr w:type="spellEnd"/>
           </w:p>
         </w:tc>
         <w:tc>
@@ -356,6 +364,7 @@
             <w:vAlign w:val="center"/>
           </w:tcPr>
           <w:p>
+            <w:proofErr w:type="spellStart"/>
             <w:r>
               <w:rPr>
                 <w:b/>
@@ -364,6 +373,7 @@
               </w:rPr>
               <w:t>생성일</w:t>
             </w:r>
+            <w:proofErr w:type="spellEnd"/>
           </w:p>
         </w:tc>
         <w:tc>
@@ -524,6 +534,7 @@
             <w:shd w:val="clear" w:color="auto" w:fill="FFFFFF"/>
           </w:tcPr>
           <w:p>
+            <w:proofErr w:type="spellStart"/>
             <w:r>
               <w:rPr>
                 <w:b/>
@@ -532,6 +543,7 @@
               </w:rPr>
               <w:t>요약</w:t>
             </w:r>
+            <w:proofErr w:type="spellEnd"/>
             <w:r>
               <w:rPr>
                 <w:color w:val="6B7A8C"/>
@@ -588,13 +600,41 @@
     </w:tbl>
     <w:p/>
     <w:p>
+      <w:proofErr w:type="spellStart"/>
       <w:r>
         <w:rPr>
           <w:b/>
           <w:color w:val="123B67"/>
           <w:sz w:val="24"/>
         </w:rPr>
-        <w:t>주요 지표 (KPI)</w:t>
+        <w:t>주요</w:t>
+      </w:r>
+      <w:proofErr w:type="spellEnd"/>
+      <w:r>
+        <w:rPr>
+          <w:b/>
+          <w:color w:val="123B67"/>
+          <w:sz w:val="24"/>
+        </w:rPr>
+        <w:t xml:space="preserve"> </w:t>
+      </w:r>
+      <w:proofErr w:type="spellStart"/>
+      <w:r>
+        <w:rPr>
+          <w:b/>
+          <w:color w:val="123B67"/>
+          <w:sz w:val="24"/>
+        </w:rPr>
+        <w:t>지표</w:t>
+      </w:r>
+      <w:proofErr w:type="spellEnd"/>
+      <w:r>
+        <w:rPr>
+          <w:b/>
+          <w:color w:val="123B67"/>
+          <w:sz w:val="24"/>
+        </w:rPr>
+        <w:t xml:space="preserve"> (KPI)</w:t>
       </w:r>
     </w:p>
     <w:tbl>
@@ -640,8 +680,36 @@
                 <w:color w:val="6B7A8C"/>
                 <w:sz w:val="18"/>
               </w:rPr>
-              <w:t>총 평가 건수</w:t>
+              <w:t xml:space="preserve">총 </w:t>
             </w:r>
+            <w:proofErr w:type="spellStart"/>
+            <w:r>
+              <w:rPr>
+                <w:b/>
+                <w:color w:val="6B7A8C"/>
+                <w:sz w:val="18"/>
+              </w:rPr>
+              <w:t>평가</w:t>
+            </w:r>
+            <w:proofErr w:type="spellEnd"/>
+            <w:r>
+              <w:rPr>
+                <w:b/>
+                <w:color w:val="6B7A8C"/>
+                <w:sz w:val="18"/>
+              </w:rPr>
+              <w:t xml:space="preserve"> </w:t>
+            </w:r>
+            <w:proofErr w:type="spellStart"/>
+            <w:r>
+              <w:rPr>
+                <w:b/>
+                <w:color w:val="6B7A8C"/>
+                <w:sz w:val="18"/>
+              </w:rPr>
+              <w:t>건수</w:t>
+            </w:r>
+            <w:proofErr w:type="spellEnd"/>
           </w:p>
           <w:p>
             <w:pPr>
@@ -678,14 +746,34 @@
             <w:pPr>
               <w:jc w:val="center"/>
             </w:pPr>
+            <w:proofErr w:type="spellStart"/>
             <w:r>
               <w:rPr>
                 <w:b/>
                 <w:color w:val="6B7A8C"/>
                 <w:sz w:val="18"/>
               </w:rPr>
-              <w:t>고위험 + 중대위험</w:t>
+              <w:t>고위험</w:t>
             </w:r>
+            <w:proofErr w:type="spellEnd"/>
+            <w:r>
+              <w:rPr>
+                <w:b/>
+                <w:color w:val="6B7A8C"/>
+                <w:sz w:val="18"/>
+              </w:rPr>
+              <w:t xml:space="preserve"> + </w:t>
+            </w:r>
+            <w:proofErr w:type="spellStart"/>
+            <w:r>
+              <w:rPr>
+                <w:b/>
+                <w:color w:val="6B7A8C"/>
+                <w:sz w:val="18"/>
+              </w:rPr>
+              <w:t>중대위험</w:t>
+            </w:r>
+            <w:proofErr w:type="spellEnd"/>
           </w:p>
           <w:p>
             <w:pPr>
@@ -722,14 +810,34 @@
             <w:pPr>
               <w:jc w:val="center"/>
             </w:pPr>
+            <w:proofErr w:type="spellStart"/>
             <w:r>
               <w:rPr>
                 <w:b/>
                 <w:color w:val="6B7A8C"/>
                 <w:sz w:val="18"/>
               </w:rPr>
-              <w:t>조치 건수</w:t>
+              <w:t>조치</w:t>
             </w:r>
+            <w:proofErr w:type="spellEnd"/>
+            <w:r>
+              <w:rPr>
+                <w:b/>
+                <w:color w:val="6B7A8C"/>
+                <w:sz w:val="18"/>
+              </w:rPr>
+              <w:t xml:space="preserve"> </w:t>
+            </w:r>
+            <w:proofErr w:type="spellStart"/>
+            <w:r>
+              <w:rPr>
+                <w:b/>
+                <w:color w:val="6B7A8C"/>
+                <w:sz w:val="18"/>
+              </w:rPr>
+              <w:t>건수</w:t>
+            </w:r>
+            <w:proofErr w:type="spellEnd"/>
           </w:p>
           <w:p>
             <w:pPr>
@@ -784,16 +892,51 @@
           </w:p>
           <w:p>
             <w:pPr>
-              <w:jc w:val="center"/>
+              <w:tabs>
+                <w:tab w:val="left" w:pos="916"/>
+                <w:tab w:val="left" w:pos="1832"/>
+                <w:tab w:val="left" w:pos="2748"/>
+                <w:tab w:val="left" w:pos="3664"/>
+                <w:tab w:val="left" w:pos="4580"/>
+                <w:tab w:val="left" w:pos="5496"/>
+                <w:tab w:val="left" w:pos="6412"/>
+                <w:tab w:val="left" w:pos="7328"/>
+                <w:tab w:val="left" w:pos="8244"/>
+                <w:tab w:val="left" w:pos="9160"/>
+                <w:tab w:val="left" w:pos="10076"/>
+                <w:tab w:val="left" w:pos="10992"/>
+                <w:tab w:val="left" w:pos="11908"/>
+                <w:tab w:val="left" w:pos="12824"/>
+                <w:tab w:val="left" w:pos="13740"/>
+                <w:tab w:val="left" w:pos="14656"/>
+              </w:tabs>
+              <w:spacing w:after="0" w:line="240" w:lineRule="auto"/>
+              <w:rPr>
+                <w:rFonts w:ascii="굴림체" w:eastAsia="굴림체" w:hAnsi="굴림체" w:cs="굴림체"/>
+                <w:color w:val="auto"/>
+                <w:sz w:val="24"/>
+                <w:szCs w:val="24"/>
+                <w:lang w:eastAsia="ko-KR"/>
+              </w:rPr>
             </w:pPr>
             <w:r>
               <w:rPr>
-                <w:b/>
-                <w:color w:val="2E9D62"/>
+                <w:rFonts w:ascii="굴림체" w:eastAsia="굴림체" w:hAnsi="굴림체" w:cs="굴림체"/>
+                <w:color w:val="auto"/>
                 <w:sz w:val="24"/>
+                <w:szCs w:val="24"/>
+                <w:lang w:eastAsia="ko-KR"/>
               </w:rPr>
-              <w:t>-%</w:t>
+              <w:t>46.2%</w:t>
             </w:r>
+          </w:p>
+          <w:p>
+            <w:pPr>
+              <w:jc w:val="center"/>
+              <w:rPr>
+                <w:rFonts w:hint="eastAsia"/>
+              </w:rPr>
+            </w:pPr>
           </w:p>
         </w:tc>
         <w:tc>
@@ -817,14 +960,34 @@
             <w:pPr>
               <w:jc w:val="center"/>
             </w:pPr>
+            <w:proofErr w:type="spellStart"/>
             <w:r>
               <w:rPr>
                 <w:b/>
                 <w:color w:val="6B7A8C"/>
                 <w:sz w:val="18"/>
               </w:rPr>
-              <w:t>승인 완료율</w:t>
+              <w:t>승인</w:t>
             </w:r>
+            <w:proofErr w:type="spellEnd"/>
+            <w:r>
+              <w:rPr>
+                <w:b/>
+                <w:color w:val="6B7A8C"/>
+                <w:sz w:val="18"/>
+              </w:rPr>
+              <w:t xml:space="preserve"> </w:t>
+            </w:r>
+            <w:proofErr w:type="spellStart"/>
+            <w:r>
+              <w:rPr>
+                <w:b/>
+                <w:color w:val="6B7A8C"/>
+                <w:sz w:val="18"/>
+              </w:rPr>
+              <w:t>완료율</w:t>
+            </w:r>
+            <w:proofErr w:type="spellEnd"/>
           </w:p>
           <w:p>
             <w:pPr>
@@ -861,14 +1024,52 @@
             <w:pPr>
               <w:jc w:val="center"/>
             </w:pPr>
+            <w:proofErr w:type="spellStart"/>
             <w:r>
               <w:rPr>
                 <w:b/>
                 <w:color w:val="6B7A8C"/>
                 <w:sz w:val="18"/>
               </w:rPr>
-              <w:t>미조치 평가 건수</w:t>
+              <w:t>미조치</w:t>
             </w:r>
+            <w:proofErr w:type="spellEnd"/>
+            <w:r>
+              <w:rPr>
+                <w:b/>
+                <w:color w:val="6B7A8C"/>
+                <w:sz w:val="18"/>
+              </w:rPr>
+              <w:t xml:space="preserve"> </w:t>
+            </w:r>
+            <w:proofErr w:type="spellStart"/>
+            <w:r>
+              <w:rPr>
+                <w:b/>
+                <w:color w:val="6B7A8C"/>
+                <w:sz w:val="18"/>
+              </w:rPr>
+              <w:t>평가</w:t>
+            </w:r>
+            <w:proofErr w:type="spellEnd"/>
+            <w:r>
+              <w:rPr>
+                <w:b/>
+                <w:color w:val="6B7A8C"/>
+                <w:sz w:val="18"/>
+              </w:rPr>
+              <w:t xml:space="preserve"> </w:t>
+            </w:r>
+            <w:proofErr w:type="spellStart"/>
+            <w:r>
+              <w:rPr>
+                <w:b/>
+                <w:color w:val="6B7A8C"/>
+                <w:sz w:val="18"/>
+              </w:rPr>
+              <w:t>건수</w:t>
+            </w:r>
+            <w:proofErr w:type="spellEnd"/>
           </w:p>
           <w:p>
             <w:pPr>
@@ -1059,6 +1260,7 @@
             <w:pPr>
               <w:jc w:val="center"/>
             </w:pPr>
+            <w:proofErr w:type="spellStart"/>
             <w:r>
               <w:rPr>
                 <w:b/>
@@ -1067,6 +1269,7 @@
               </w:rPr>
               <w:t>중대위험</w:t>
             </w:r>
+            <w:proofErr w:type="spellEnd"/>
           </w:p>
           <w:p>
             <w:pPr>
@@ -1103,6 +1306,7 @@
             <w:pPr>
               <w:jc w:val="center"/>
             </w:pPr>
+            <w:proofErr w:type="spellStart"/>
             <w:r>
               <w:rPr>
                 <w:b/>
@@ -1111,6 +1315,7 @@
               </w:rPr>
               <w:t>고위험</w:t>
             </w:r>
+            <w:proofErr w:type="spellEnd"/>
           </w:p>
           <w:p>
             <w:pPr>
@@ -1147,6 +1352,7 @@
             <w:pPr>
               <w:jc w:val="center"/>
             </w:pPr>
+            <w:proofErr w:type="spellStart"/>
             <w:r>
               <w:rPr>
                 <w:b/>
@@ -1155,6 +1361,7 @@
               </w:rPr>
               <w:t>중간위험</w:t>
             </w:r>
+            <w:proofErr w:type="spellEnd"/>
           </w:p>
           <w:p>
             <w:pPr>
@@ -1191,6 +1398,7 @@
             <w:pPr>
               <w:jc w:val="center"/>
             </w:pPr>
+            <w:proofErr w:type="spellStart"/>
             <w:r>
               <w:rPr>
                 <w:b/>
@@ -1199,6 +1407,7 @@
               </w:rPr>
               <w:t>저위험</w:t>
             </w:r>
+            <w:proofErr w:type="spellEnd"/>
           </w:p>
           <w:p>
             <w:pPr>
@@ -1218,14 +1427,52 @@
     </w:tbl>
     <w:p/>
     <w:p>
+      <w:proofErr w:type="spellStart"/>
       <w:r>
         <w:rPr>
           <w:b/>
           <w:color w:val="123B67"/>
           <w:sz w:val="22"/>
         </w:rPr>
-        <w:t>관리 현황 요약</w:t>
+        <w:t>관리</w:t>
       </w:r>
+      <w:proofErr w:type="spellEnd"/>
+      <w:r>
+        <w:rPr>
+          <w:b/>
+          <w:color w:val="123B67"/>
+          <w:sz w:val="22"/>
+        </w:rPr>
+        <w:t xml:space="preserve"> </w:t>
+      </w:r>
+      <w:proofErr w:type="spellStart"/>
+      <w:r>
+        <w:rPr>
+          <w:b/>
+          <w:color w:val="123B67"/>
+          <w:sz w:val="22"/>
+        </w:rPr>
+        <w:t>현황</w:t>
+      </w:r>
+      <w:proofErr w:type="spellEnd"/>
+      <w:r>
+        <w:rPr>
+          <w:b/>
+          <w:color w:val="123B67"/>
+          <w:sz w:val="22"/>
+        </w:rPr>
+        <w:t xml:space="preserve"> </w:t>
+      </w:r>
+      <w:proofErr w:type="spellStart"/>
+      <w:r>
+        <w:rPr>
+          <w:b/>
+          <w:color w:val="123B67"/>
+          <w:sz w:val="22"/>
+        </w:rPr>
+        <w:t>요약</w:t>
+      </w:r>
+      <w:proofErr w:type="spellEnd"/>
     </w:p>
     <w:tbl>
       <w:tblPr>
@@ -1321,14 +1568,34 @@
             <w:shd w:val="clear" w:color="auto" w:fill="FFFFFF"/>
           </w:tcPr>
           <w:p>
+            <w:proofErr w:type="spellStart"/>
             <w:r>
               <w:rPr>
                 <w:b/>
                 <w:color w:val="123B67"/>
                 <w:sz w:val="32"/>
               </w:rPr>
-              <w:t>주요 고위험항목</w:t>
+              <w:t>주요</w:t>
             </w:r>
+            <w:proofErr w:type="spellEnd"/>
+            <w:r>
+              <w:rPr>
+                <w:b/>
+                <w:color w:val="123B67"/>
+                <w:sz w:val="32"/>
+              </w:rPr>
+              <w:t xml:space="preserve"> </w:t>
+            </w:r>
+            <w:proofErr w:type="spellStart"/>
+            <w:r>
+              <w:rPr>
+                <w:b/>
+                <w:color w:val="123B67"/>
+                <w:sz w:val="32"/>
+              </w:rPr>
+              <w:t>고위험항목</w:t>
+            </w:r>
+            <w:proofErr w:type="spellEnd"/>
             <w:r>
               <w:rPr>
                 <w:color w:val="6B7A8C"/>
@@ -1346,14 +1613,34 @@
       </w:pPr>
     </w:p>
     <w:p>
+      <w:proofErr w:type="spellStart"/>
       <w:r>
         <w:rPr>
           <w:b/>
           <w:color w:val="123B67"/>
           <w:sz w:val="20"/>
         </w:rPr>
-        <w:t>선정 기준</w:t>
+        <w:t>선정</w:t>
       </w:r>
+      <w:proofErr w:type="spellEnd"/>
+      <w:r>
+        <w:rPr>
+          <w:b/>
+          <w:color w:val="123B67"/>
+          <w:sz w:val="20"/>
+        </w:rPr>
+        <w:t xml:space="preserve"> </w:t>
+      </w:r>
+      <w:proofErr w:type="spellStart"/>
+      <w:r>
+        <w:rPr>
+          <w:b/>
+          <w:color w:val="123B67"/>
+          <w:sz w:val="20"/>
+        </w:rPr>
+        <w:t>기준</w:t>
+      </w:r>
+      <w:proofErr w:type="spellEnd"/>
     </w:p>
     <w:tbl>
       <w:tblPr>
@@ -1447,6 +1734,7 @@
             <w:pPr>
               <w:jc w:val="center"/>
             </w:pPr>
+            <w:proofErr w:type="spellStart"/>
             <w:r>
               <w:rPr>
                 <w:b/>
@@ -1455,6 +1743,7 @@
               </w:rPr>
               <w:t>순번</w:t>
             </w:r>
+            <w:proofErr w:type="spellEnd"/>
           </w:p>
         </w:tc>
         <w:tc>
@@ -1473,6 +1762,7 @@
             <w:pPr>
               <w:jc w:val="center"/>
             </w:pPr>
+            <w:proofErr w:type="spellStart"/>
             <w:r>
               <w:rPr>
                 <w:b/>
@@ -1481,6 +1771,7 @@
               </w:rPr>
               <w:t>순번</w:t>
             </w:r>
+            <w:proofErr w:type="spellEnd"/>
           </w:p>
         </w:tc>
         <w:tc>
@@ -1499,6 +1790,7 @@
             <w:pPr>
               <w:jc w:val="center"/>
             </w:pPr>
+            <w:proofErr w:type="spellStart"/>
             <w:r>
               <w:rPr>
                 <w:b/>
@@ -1507,6 +1799,7 @@
               </w:rPr>
               <w:t>위치</w:t>
             </w:r>
+            <w:proofErr w:type="spellEnd"/>
           </w:p>
         </w:tc>
         <w:tc>
@@ -1525,6 +1818,7 @@
             <w:pPr>
               <w:jc w:val="center"/>
             </w:pPr>
+            <w:proofErr w:type="spellStart"/>
             <w:r>
               <w:rPr>
                 <w:b/>
@@ -1533,6 +1827,7 @@
               </w:rPr>
               <w:t>위험유형</w:t>
             </w:r>
+            <w:proofErr w:type="spellEnd"/>
           </w:p>
         </w:tc>
         <w:tc>
@@ -1551,6 +1846,7 @@
             <w:pPr>
               <w:jc w:val="center"/>
             </w:pPr>
+            <w:proofErr w:type="spellStart"/>
             <w:r>
               <w:rPr>
                 <w:b/>
@@ -1559,6 +1855,7 @@
               </w:rPr>
               <w:t>위험도</w:t>
             </w:r>
+            <w:proofErr w:type="spellEnd"/>
           </w:p>
         </w:tc>
         <w:tc>
@@ -1577,6 +1874,7 @@
             <w:pPr>
               <w:jc w:val="center"/>
             </w:pPr>
+            <w:proofErr w:type="spellStart"/>
             <w:r>
               <w:rPr>
                 <w:b/>
@@ -1585,6 +1883,7 @@
               </w:rPr>
               <w:t>조치상태</w:t>
             </w:r>
+            <w:proofErr w:type="spellEnd"/>
           </w:p>
         </w:tc>
         <w:tc>
@@ -1603,6 +1902,7 @@
             <w:pPr>
               <w:jc w:val="center"/>
             </w:pPr>
+            <w:proofErr w:type="spellStart"/>
             <w:r>
               <w:rPr>
                 <w:b/>
@@ -1611,6 +1911,7 @@
               </w:rPr>
               <w:t>승인상태</w:t>
             </w:r>
+            <w:proofErr w:type="spellEnd"/>
           </w:p>
         </w:tc>
         <w:tc>
@@ -1629,14 +1930,34 @@
             <w:pPr>
               <w:jc w:val="center"/>
             </w:pPr>
+            <w:proofErr w:type="spellStart"/>
             <w:r>
               <w:rPr>
                 <w:b/>
                 <w:color w:val="FFFFFF"/>
                 <w:sz w:val="17"/>
               </w:rPr>
-              <w:t>점검·조치 내용</w:t>
+              <w:t>점검·조치</w:t>
             </w:r>
+            <w:proofErr w:type="spellEnd"/>
+            <w:r>
+              <w:rPr>
+                <w:b/>
+                <w:color w:val="FFFFFF"/>
+                <w:sz w:val="17"/>
+              </w:rPr>
+              <w:t xml:space="preserve"> </w:t>
+            </w:r>
+            <w:proofErr w:type="spellStart"/>
+            <w:r>
+              <w:rPr>
+                <w:b/>
+                <w:color w:val="FFFFFF"/>
+                <w:sz w:val="17"/>
+              </w:rPr>
+              <w:t>내용</w:t>
+            </w:r>
+            <w:proofErr w:type="spellEnd"/>
           </w:p>
         </w:tc>
       </w:tr>
@@ -1825,18 +2146,39 @@
             <w:vAlign w:val="center"/>
           </w:tcPr>
           <w:p>
+            <w:proofErr w:type="spellStart"/>
             <w:r>
               <w:rPr>
                 <w:sz w:val="16"/>
               </w:rPr>
-              <w:t>점검: Action is required for this inspection.</w:t>
+              <w:t>점검</w:t>
+            </w:r>
+            <w:proofErr w:type="spellEnd"/>
+            <w:r>
+              <w:rPr>
+                <w:sz w:val="16"/>
+              </w:rPr>
+              <w:t>: Action is required for this inspection.</w:t>
             </w:r>
             <w:r>
               <w:rPr>
                 <w:sz w:val="16"/>
               </w:rPr>
               <w:br/>
-              <w:t>조치: -</w:t>
+            </w:r>
+            <w:proofErr w:type="spellStart"/>
+            <w:r>
+              <w:rPr>
+                <w:sz w:val="16"/>
+              </w:rPr>
+              <w:t>조치</w:t>
+            </w:r>
+            <w:proofErr w:type="spellEnd"/>
+            <w:r>
+              <w:rPr>
+                <w:sz w:val="16"/>
+              </w:rPr>
+              <w:t>: -</w:t>
             </w:r>
           </w:p>
         </w:tc>
@@ -2026,18 +2368,39 @@
             <w:vAlign w:val="center"/>
           </w:tcPr>
           <w:p>
+            <w:proofErr w:type="spellStart"/>
             <w:r>
               <w:rPr>
                 <w:sz w:val="16"/>
               </w:rPr>
-              <w:t>점검: 점검자 메모프로세스 확인용</w:t>
+              <w:t>점검</w:t>
+            </w:r>
+            <w:proofErr w:type="spellEnd"/>
+            <w:r>
+              <w:rPr>
+                <w:sz w:val="16"/>
+              </w:rPr>
+              <w:t>: 점검자 메모프로세스 확인용</w:t>
             </w:r>
             <w:r>
               <w:rPr>
                 <w:sz w:val="16"/>
               </w:rPr>
               <w:br/>
-              <w:t>조치: -</w:t>
+            </w:r>
+            <w:proofErr w:type="spellStart"/>
+            <w:r>
+              <w:rPr>
+                <w:sz w:val="16"/>
+              </w:rPr>
+              <w:t>조치</w:t>
+            </w:r>
+            <w:proofErr w:type="spellEnd"/>
+            <w:r>
+              <w:rPr>
+                <w:sz w:val="16"/>
+              </w:rPr>
+              <w:t>: -</w:t>
             </w:r>
           </w:p>
         </w:tc>
@@ -2227,18 +2590,39 @@
             <w:vAlign w:val="center"/>
           </w:tcPr>
           <w:p>
+            <w:proofErr w:type="spellStart"/>
             <w:r>
               <w:rPr>
                 <w:sz w:val="16"/>
               </w:rPr>
-              <w:t>점검: Action is required for this inspection.</w:t>
+              <w:t>점검</w:t>
+            </w:r>
+            <w:proofErr w:type="spellEnd"/>
+            <w:r>
+              <w:rPr>
+                <w:sz w:val="16"/>
+              </w:rPr>
+              <w:t>: Action is required for this inspection.</w:t>
             </w:r>
             <w:r>
               <w:rPr>
                 <w:sz w:val="16"/>
               </w:rPr>
               <w:br/>
-              <w:t>조치: -</w:t>
+            </w:r>
+            <w:proofErr w:type="spellStart"/>
+            <w:r>
+              <w:rPr>
+                <w:sz w:val="16"/>
+              </w:rPr>
+              <w:t>조치</w:t>
+            </w:r>
+            <w:proofErr w:type="spellEnd"/>
+            <w:r>
+              <w:rPr>
+                <w:sz w:val="16"/>
+              </w:rPr>
+              <w:t>: -</w:t>
             </w:r>
           </w:p>
         </w:tc>
@@ -2428,18 +2812,39 @@
             <w:vAlign w:val="center"/>
           </w:tcPr>
           <w:p>
+            <w:proofErr w:type="spellStart"/>
             <w:r>
               <w:rPr>
                 <w:sz w:val="16"/>
               </w:rPr>
-              <w:t>점검: 소화기 앞 박스 적치물 발견 -&gt; 제거 조치 필요</w:t>
+              <w:t>점검</w:t>
+            </w:r>
+            <w:proofErr w:type="spellEnd"/>
+            <w:r>
+              <w:rPr>
+                <w:sz w:val="16"/>
+              </w:rPr>
+              <w:t>: 소화기 앞 박스 적치물 발견 -&gt; 제거 조치 필요</w:t>
             </w:r>
             <w:r>
               <w:rPr>
                 <w:sz w:val="16"/>
               </w:rPr>
               <w:br/>
-              <w:t>조치: -</w:t>
+            </w:r>
+            <w:proofErr w:type="spellStart"/>
+            <w:r>
+              <w:rPr>
+                <w:sz w:val="16"/>
+              </w:rPr>
+              <w:t>조치</w:t>
+            </w:r>
+            <w:proofErr w:type="spellEnd"/>
+            <w:r>
+              <w:rPr>
+                <w:sz w:val="16"/>
+              </w:rPr>
+              <w:t>: -</w:t>
             </w:r>
           </w:p>
         </w:tc>
@@ -2522,6 +2927,7 @@
             <w:shd w:val="clear" w:color="auto" w:fill="FFFFFF"/>
           </w:tcPr>
           <w:p>
+            <w:proofErr w:type="spellStart"/>
             <w:r>
               <w:rPr>
                 <w:b/>
@@ -2530,6 +2936,7 @@
               </w:rPr>
               <w:t>결론</w:t>
             </w:r>
+            <w:proofErr w:type="spellEnd"/>
             <w:r>
               <w:rPr>
                 <w:color w:val="6B7A8C"/>
@@ -2591,14 +2998,34 @@
       </w:tr>
     </w:tbl>
     <w:p>
+      <w:proofErr w:type="spellStart"/>
       <w:r>
         <w:rPr>
           <w:b/>
           <w:color w:val="123B67"/>
           <w:sz w:val="22"/>
         </w:rPr>
-        <w:t>핵심 확인사항</w:t>
+        <w:t>핵심</w:t>
       </w:r>
+      <w:proofErr w:type="spellEnd"/>
+      <w:r>
+        <w:rPr>
+          <w:b/>
+          <w:color w:val="123B67"/>
+          <w:sz w:val="22"/>
+        </w:rPr>
+        <w:t xml:space="preserve"> </w:t>
+      </w:r>
+      <w:proofErr w:type="spellStart"/>
+      <w:r>
+        <w:rPr>
+          <w:b/>
+          <w:color w:val="123B67"/>
+          <w:sz w:val="22"/>
+        </w:rPr>
+        <w:t>확인사항</w:t>
+      </w:r>
+      <w:proofErr w:type="spellEnd"/>
     </w:p>
     <w:tbl>
       <w:tblPr>
@@ -2632,14 +3059,34 @@
             </w:tcMar>
           </w:tcPr>
           <w:p>
+            <w:proofErr w:type="spellStart"/>
             <w:r>
               <w:rPr>
                 <w:b/>
                 <w:color w:val="123B67"/>
                 <w:sz w:val="18"/>
               </w:rPr>
-              <w:t>고위험 미조치</w:t>
+              <w:t>고위험</w:t>
             </w:r>
+            <w:proofErr w:type="spellEnd"/>
+            <w:r>
+              <w:rPr>
+                <w:b/>
+                <w:color w:val="123B67"/>
+                <w:sz w:val="18"/>
+              </w:rPr>
+              <w:t xml:space="preserve"> </w:t>
+            </w:r>
+            <w:proofErr w:type="spellStart"/>
+            <w:r>
+              <w:rPr>
+                <w:b/>
+                <w:color w:val="123B67"/>
+                <w:sz w:val="18"/>
+              </w:rPr>
+              <w:t>미조치</w:t>
+            </w:r>
+            <w:proofErr w:type="spellEnd"/>
           </w:p>
         </w:tc>
         <w:tc>
@@ -2695,14 +3142,34 @@
             </w:tcMar>
           </w:tcPr>
           <w:p>
+            <w:proofErr w:type="spellStart"/>
             <w:r>
               <w:rPr>
                 <w:b/>
                 <w:color w:val="123B67"/>
                 <w:sz w:val="18"/>
               </w:rPr>
-              <w:t>조치 완료율</w:t>
+              <w:t>조치</w:t>
             </w:r>
+            <w:proofErr w:type="spellEnd"/>
+            <w:r>
+              <w:rPr>
+                <w:b/>
+                <w:color w:val="123B67"/>
+                <w:sz w:val="18"/>
+              </w:rPr>
+              <w:t xml:space="preserve"> </w:t>
+            </w:r>
+            <w:proofErr w:type="spellStart"/>
+            <w:r>
+              <w:rPr>
+                <w:b/>
+                <w:color w:val="123B67"/>
+                <w:sz w:val="18"/>
+              </w:rPr>
+              <w:t>완료율</w:t>
+            </w:r>
+            <w:proofErr w:type="spellEnd"/>
           </w:p>
         </w:tc>
         <w:tc>
@@ -2758,14 +3225,34 @@
             </w:tcMar>
           </w:tcPr>
           <w:p>
+            <w:proofErr w:type="spellStart"/>
             <w:r>
               <w:rPr>
                 <w:b/>
                 <w:color w:val="123B67"/>
                 <w:sz w:val="18"/>
               </w:rPr>
-              <w:t>승인 완료율</w:t>
+              <w:t>승인</w:t>
             </w:r>
+            <w:proofErr w:type="spellEnd"/>
+            <w:r>
+              <w:rPr>
+                <w:b/>
+                <w:color w:val="123B67"/>
+                <w:sz w:val="18"/>
+              </w:rPr>
+              <w:t xml:space="preserve"> </w:t>
+            </w:r>
+            <w:proofErr w:type="spellStart"/>
+            <w:r>
+              <w:rPr>
+                <w:b/>
+                <w:color w:val="123B67"/>
+                <w:sz w:val="18"/>
+              </w:rPr>
+              <w:t>완료율</w:t>
+            </w:r>
+            <w:proofErr w:type="spellEnd"/>
           </w:p>
         </w:tc>
         <w:tc>
@@ -14505,6 +14992,70 @@
       </w:tcPr>
     </w:tblStylePr>
   </w:style>
+  <w:style w:type="paragraph" w:styleId="HTML">
+    <w:name w:val="HTML Preformatted"/>
+    <w:basedOn w:val="a1"/>
+    <w:link w:val="HTMLChar"/>
+    <w:uiPriority w:val="99"/>
+    <w:semiHidden/>
+    <w:unhideWhenUsed/>
+    <w:rsid w:val="000F1769"/>
+    <w:pPr>
+      <w:tabs>
+        <w:tab w:val="left" w:pos="916"/>
+        <w:tab w:val="left" w:pos="1832"/>
+        <w:tab w:val="left" w:pos="2748"/>
+        <w:tab w:val="left" w:pos="3664"/>
+        <w:tab w:val="left" w:pos="4580"/>
+        <w:tab w:val="left" w:pos="5496"/>
+        <w:tab w:val="left" w:pos="6412"/>
+        <w:tab w:val="left" w:pos="7328"/>
+        <w:tab w:val="left" w:pos="8244"/>
+        <w:tab w:val="left" w:pos="9160"/>
+        <w:tab w:val="left" w:pos="10076"/>
+        <w:tab w:val="left" w:pos="10992"/>
+        <w:tab w:val="left" w:pos="11908"/>
+        <w:tab w:val="left" w:pos="12824"/>
+        <w:tab w:val="left" w:pos="13740"/>
+        <w:tab w:val="left" w:pos="14656"/>
+      </w:tabs>
+      <w:spacing w:after="0" w:line="240" w:lineRule="auto"/>
+    </w:pPr>
+    <w:rPr>
+      <w:rFonts w:ascii="굴림체" w:eastAsia="굴림체" w:hAnsi="굴림체" w:cs="굴림체"/>
+      <w:color w:val="auto"/>
+      <w:sz w:val="24"/>
+      <w:szCs w:val="24"/>
+      <w:lang w:eastAsia="ko-KR"/>
+    </w:rPr>
+  </w:style>
+  <w:style w:type="character" w:customStyle="1" w:styleId="HTMLChar">
+    <w:name w:val="미리 서식이 지정된 HTML Char"/>
+    <w:basedOn w:val="a2"/>
+    <w:link w:val="HTML"/>
+    <w:uiPriority w:val="99"/>
+    <w:semiHidden/>
+    <w:rsid w:val="000F1769"/>
+    <w:rPr>
+      <w:rFonts w:ascii="굴림체" w:eastAsia="굴림체" w:hAnsi="굴림체" w:cs="굴림체"/>
+      <w:sz w:val="24"/>
+      <w:szCs w:val="24"/>
+      <w:lang w:eastAsia="ko-KR"/>
+    </w:rPr>
+  </w:style>
+  <w:style w:type="character" w:styleId="HTML0">
+    <w:name w:val="HTML Code"/>
+    <w:basedOn w:val="a2"/>
+    <w:uiPriority w:val="99"/>
+    <w:semiHidden/>
+    <w:unhideWhenUsed/>
+    <w:rsid w:val="000F1769"/>
+    <w:rPr>
+      <w:rFonts w:ascii="굴림체" w:eastAsia="굴림체" w:hAnsi="굴림체" w:cs="굴림체"/>
+      <w:sz w:val="24"/>
+      <w:szCs w:val="24"/>
+    </w:rPr>
+  </w:style>
 </w:styles>
 </file>
 

--- a/report_agent/output/risk_assessment_reports/risk_assessment_report.docx
+++ b/report_agent/output/risk_assessment_reports/risk_assessment_report.docx
@@ -216,7 +216,7 @@
           </w:tcPr>
           <w:p>
             <w:r>
-              <w:t>위험성평가보고서</w:t>
+              <w:t>-</w:t>
             </w:r>
           </w:p>
         </w:tc>
@@ -336,7 +336,7 @@
           </w:tcPr>
           <w:p>
             <w:r>
-              <w:t>2026-07-28 ~ 2026-08-03</w:t>
+              <w:t>-</w:t>
             </w:r>
           </w:p>
         </w:tc>
@@ -396,7 +396,7 @@
           </w:tcPr>
           <w:p>
             <w:r>
-              <w:t>2026-08-07</w:t>
+              <w:t>-</w:t>
             </w:r>
           </w:p>
         </w:tc>
@@ -535,6 +535,7 @@
           </w:tcPr>
           <w:p>
             <w:proofErr w:type="spellStart"/>
+            <w:proofErr w:type="gramStart"/>
             <w:r>
               <w:rPr>
                 <w:b/>
@@ -549,7 +550,15 @@
                 <w:color w:val="6B7A8C"/>
                 <w:sz w:val="18"/>
               </w:rPr>
-              <w:t xml:space="preserve">  Executive Summary</w:t>
+              <w:t xml:space="preserve">  Executive</w:t>
+            </w:r>
+            <w:proofErr w:type="gramEnd"/>
+            <w:r>
+              <w:rPr>
+                <w:color w:val="6B7A8C"/>
+                <w:sz w:val="18"/>
+              </w:rPr>
+              <w:t xml:space="preserve"> Summary</w:t>
             </w:r>
           </w:p>
         </w:tc>
@@ -592,7 +601,7 @@
           </w:tcPr>
           <w:p>
             <w:r>
-              <w:t>평가기간 동안 총 12건의 위험성평가가 수행됐다. 고위험 및 중대위험 항목은 4건으로 전체의 33.3%이다. 조치가 연결된 평가 항목은 3건이며, 전체 평가 항목 기준 조치 완료율은 25.0%이다. 승인 완료 평가 항목은 3건이며, 전체 평가 항목 기준 승인 완료율은 25.0%이다. 미조치 평가 항목은 9건이고, 이 중 고위험 또는 중대위험 미조치 항목은 2건이다.</w:t>
+              <w:t>-</w:t>
             </w:r>
           </w:p>
         </w:tc>
@@ -721,7 +730,7 @@
                 <w:color w:val="2F6FB3"/>
                 <w:sz w:val="24"/>
               </w:rPr>
-              <w:t>12건</w:t>
+              <w:t>-건</w:t>
             </w:r>
           </w:p>
         </w:tc>
@@ -785,7 +794,7 @@
                 <w:color w:val="D94841"/>
                 <w:sz w:val="24"/>
               </w:rPr>
-              <w:t>4건</w:t>
+              <w:t>-건</w:t>
             </w:r>
           </w:p>
         </w:tc>
@@ -849,7 +858,7 @@
                 <w:color w:val="F28C28"/>
                 <w:sz w:val="24"/>
               </w:rPr>
-              <w:t>3건</w:t>
+              <w:t>-건</w:t>
             </w:r>
           </w:p>
         </w:tc>
@@ -911,9 +920,12 @@
                 <w:tab w:val="left" w:pos="14656"/>
               </w:tabs>
               <w:spacing w:after="0" w:line="240" w:lineRule="auto"/>
+              <w:jc w:val="center"/>
               <w:rPr>
-                <w:rFonts w:ascii="굴림체" w:eastAsia="굴림체" w:hAnsi="굴림체" w:cs="굴림체"/>
-                <w:color w:val="auto"/>
+                <w:rFonts w:cs="굴림체"/>
+                <w:b/>
+                <w:bCs/>
+                <w:color w:val="92D050"/>
                 <w:sz w:val="24"/>
                 <w:szCs w:val="24"/>
                 <w:lang w:eastAsia="ko-KR"/>
@@ -921,21 +933,20 @@
             </w:pPr>
             <w:r>
               <w:rPr>
-                <w:rFonts w:ascii="굴림체" w:eastAsia="굴림체" w:hAnsi="굴림체" w:cs="굴림체"/>
-                <w:color w:val="auto"/>
+                <w:rFonts w:cs="굴림체"/>
+                <w:b/>
+                <w:bCs/>
+                <w:color w:val="92D050"/>
                 <w:sz w:val="24"/>
                 <w:szCs w:val="24"/>
                 <w:lang w:eastAsia="ko-KR"/>
               </w:rPr>
-              <w:t>46.2%</w:t>
+              <w:t>-</w:t>
             </w:r>
           </w:p>
           <w:p>
             <w:pPr>
               <w:jc w:val="center"/>
-              <w:rPr>
-                <w:rFonts w:hint="eastAsia"/>
-              </w:rPr>
             </w:pPr>
           </w:p>
         </w:tc>
@@ -959,47 +970,36 @@
           <w:p>
             <w:pPr>
               <w:jc w:val="center"/>
+              <w:rPr>
+                <w:b/>
+                <w:lang w:eastAsia="ko-KR"/>
+              </w:rPr>
             </w:pPr>
-            <w:proofErr w:type="spellStart"/>
             <w:r>
               <w:rPr>
+                <w:rFonts w:hint="eastAsia"/>
                 <w:b/>
                 <w:color w:val="6B7A8C"/>
                 <w:sz w:val="18"/>
+                <w:lang w:eastAsia="ko-KR"/>
               </w:rPr>
-              <w:t>승인</w:t>
+              <w:t>재발률</w:t>
             </w:r>
-            <w:proofErr w:type="spellEnd"/>
-            <w:r>
-              <w:rPr>
-                <w:b/>
-                <w:color w:val="6B7A8C"/>
-                <w:sz w:val="18"/>
-              </w:rPr>
-              <w:t xml:space="preserve"> </w:t>
-            </w:r>
-            <w:proofErr w:type="spellStart"/>
-            <w:r>
-              <w:rPr>
-                <w:b/>
-                <w:color w:val="6B7A8C"/>
-                <w:sz w:val="18"/>
-              </w:rPr>
-              <w:t>완료율</w:t>
-            </w:r>
-            <w:proofErr w:type="spellEnd"/>
           </w:p>
           <w:p>
             <w:pPr>
               <w:jc w:val="center"/>
+              <w:rPr>
+                <w:b/>
+                <w:bCs/>
+              </w:rPr>
             </w:pPr>
             <w:r>
               <w:rPr>
                 <w:b/>
-                <w:color w:val="2F6FB3"/>
-                <w:sz w:val="24"/>
+                <w:bCs/>
               </w:rPr>
-              <w:t>25.0%%</w:t>
+              <w:t>-</w:t>
             </w:r>
           </w:p>
         </w:tc>
@@ -1081,7 +1081,7 @@
                 <w:color w:val="D94841"/>
                 <w:sz w:val="24"/>
               </w:rPr>
-              <w:t>9건</w:t>
+              <w:t>-건</w:t>
             </w:r>
           </w:p>
         </w:tc>
@@ -1281,7 +1281,7 @@
                 <w:color w:val="D94841"/>
                 <w:sz w:val="24"/>
               </w:rPr>
-              <w:t>0건</w:t>
+              <w:t>-건</w:t>
             </w:r>
           </w:p>
         </w:tc>
@@ -1327,7 +1327,7 @@
                 <w:color w:val="F28C28"/>
                 <w:sz w:val="24"/>
               </w:rPr>
-              <w:t>4건</w:t>
+              <w:t>-건</w:t>
             </w:r>
           </w:p>
         </w:tc>
@@ -1373,7 +1373,7 @@
                 <w:color w:val="F4C542"/>
                 <w:sz w:val="24"/>
               </w:rPr>
-              <w:t>8건</w:t>
+              <w:t>-건</w:t>
             </w:r>
           </w:p>
         </w:tc>
@@ -1419,8 +1419,9 @@
                 <w:color w:val="2E9D62"/>
                 <w:sz w:val="24"/>
               </w:rPr>
-              <w:t>0건</w:t>
+              <w:t>-건</w:t>
             </w:r>
+            <w:proofErr w:type="gramEnd"/>
           </w:p>
         </w:tc>
       </w:tr>
@@ -1509,7 +1510,7 @@
               <w:rPr>
                 <w:sz w:val="20"/>
               </w:rPr>
-              <w:t>위험도 분포는 중대위험 0건, 고위험 4건, 중간위험 8건, 저위험 0건으로 확인됐다. 고위험 및 중대위험 항목은 총 4건으로 전체 평가 항목 12건의 33.3%를 차지했다. 조치가 연결된 평가 항목은 3건이며, 전체 평가 항목 기준 조치 완료율은 25.0%, 승인 완료율은 25.0%이다. 미조치 평가 항목은 9건이고, 이 중 고위험 또는 중대위험 미조치 항목은 2건으로 확인됐다.</w:t>
+              <w:t>-</w:t>
             </w:r>
           </w:p>
         </w:tc>
@@ -1587,6 +1588,7 @@
               <w:t xml:space="preserve"> </w:t>
             </w:r>
             <w:proofErr w:type="spellStart"/>
+            <w:proofErr w:type="gramStart"/>
             <w:r>
               <w:rPr>
                 <w:b/>
@@ -1601,7 +1603,15 @@
                 <w:color w:val="6B7A8C"/>
                 <w:sz w:val="18"/>
               </w:rPr>
-              <w:t xml:space="preserve">  Major High-Risk Items</w:t>
+              <w:t xml:space="preserve">  Major</w:t>
+            </w:r>
+            <w:proofErr w:type="gramEnd"/>
+            <w:r>
+              <w:rPr>
+                <w:color w:val="6B7A8C"/>
+                <w:sz w:val="18"/>
+              </w:rPr>
+              <w:t xml:space="preserve"> High-Risk Items</w:t>
             </w:r>
           </w:p>
         </w:tc>
@@ -2033,7 +2043,7 @@
               <w:rPr>
                 <w:sz w:val="16"/>
               </w:rPr>
-              <w:t>집</w:t>
+              <w:t>-</w:t>
             </w:r>
           </w:p>
         </w:tc>
@@ -2057,7 +2067,7 @@
               <w:rPr>
                 <w:sz w:val="16"/>
               </w:rPr>
-              <w:t>화재 감지</w:t>
+              <w:t>-</w:t>
             </w:r>
           </w:p>
         </w:tc>
@@ -2081,7 +2091,7 @@
               <w:rPr>
                 <w:sz w:val="16"/>
               </w:rPr>
-              <w:t>HIGH</w:t>
+              <w:t>-</w:t>
             </w:r>
           </w:p>
         </w:tc>
@@ -2105,7 +2115,7 @@
               <w:rPr>
                 <w:sz w:val="16"/>
               </w:rPr>
-              <w:t>미조치</w:t>
+              <w:t>-</w:t>
             </w:r>
           </w:p>
         </w:tc>
@@ -2129,7 +2139,7 @@
               <w:rPr>
                 <w:sz w:val="16"/>
               </w:rPr>
-              <w:t>승인 미완료</w:t>
+              <w:t>-</w:t>
             </w:r>
           </w:p>
         </w:tc>
@@ -2158,7 +2168,7 @@
               <w:rPr>
                 <w:sz w:val="16"/>
               </w:rPr>
-              <w:t>: Action is required for this inspection.</w:t>
+              <w:t>: -</w:t>
             </w:r>
             <w:r>
               <w:rPr>
@@ -2255,7 +2265,7 @@
               <w:rPr>
                 <w:sz w:val="16"/>
               </w:rPr>
-              <w:t>운동장</w:t>
+              <w:t>-</w:t>
             </w:r>
           </w:p>
         </w:tc>
@@ -2279,7 +2289,7 @@
               <w:rPr>
                 <w:sz w:val="16"/>
               </w:rPr>
-              <w:t>화재 감지</w:t>
+              <w:t>-</w:t>
             </w:r>
           </w:p>
         </w:tc>
@@ -2303,7 +2313,7 @@
               <w:rPr>
                 <w:sz w:val="16"/>
               </w:rPr>
-              <w:t>HIGH</w:t>
+              <w:t>-</w:t>
             </w:r>
           </w:p>
         </w:tc>
@@ -2327,7 +2337,7 @@
               <w:rPr>
                 <w:sz w:val="16"/>
               </w:rPr>
-              <w:t>조치 완료</w:t>
+              <w:t>-</w:t>
             </w:r>
           </w:p>
         </w:tc>
@@ -2351,7 +2361,7 @@
               <w:rPr>
                 <w:sz w:val="16"/>
               </w:rPr>
-              <w:t>승인 완료</w:t>
+              <w:t>-</w:t>
             </w:r>
           </w:p>
         </w:tc>
@@ -2380,7 +2390,7 @@
               <w:rPr>
                 <w:sz w:val="16"/>
               </w:rPr>
-              <w:t>: 점검자 메모프로세스 확인용</w:t>
+              <w:t>: -</w:t>
             </w:r>
             <w:r>
               <w:rPr>
@@ -2477,7 +2487,7 @@
               <w:rPr>
                 <w:sz w:val="16"/>
               </w:rPr>
-              <w:t>기석님 집</w:t>
+              <w:t>-</w:t>
             </w:r>
           </w:p>
         </w:tc>
@@ -2501,7 +2511,7 @@
               <w:rPr>
                 <w:sz w:val="16"/>
               </w:rPr>
-              <w:t>화재 감지</w:t>
+              <w:t>-</w:t>
             </w:r>
           </w:p>
         </w:tc>
@@ -2525,7 +2535,7 @@
               <w:rPr>
                 <w:sz w:val="16"/>
               </w:rPr>
-              <w:t>HIGH</w:t>
+              <w:t>-</w:t>
             </w:r>
           </w:p>
         </w:tc>
@@ -2549,7 +2559,7 @@
               <w:rPr>
                 <w:sz w:val="16"/>
               </w:rPr>
-              <w:t>미조치</w:t>
+              <w:t>-</w:t>
             </w:r>
           </w:p>
         </w:tc>
@@ -2573,7 +2583,7 @@
               <w:rPr>
                 <w:sz w:val="16"/>
               </w:rPr>
-              <w:t>승인 미완료</w:t>
+              <w:t>-</w:t>
             </w:r>
           </w:p>
         </w:tc>
@@ -2602,7 +2612,7 @@
               <w:rPr>
                 <w:sz w:val="16"/>
               </w:rPr>
-              <w:t>: Action is required for this inspection.</w:t>
+              <w:t>: -</w:t>
             </w:r>
             <w:r>
               <w:rPr>
@@ -2699,7 +2709,7 @@
               <w:rPr>
                 <w:sz w:val="16"/>
               </w:rPr>
-              <w:t>B동 2층</w:t>
+              <w:t>-</w:t>
             </w:r>
           </w:p>
         </w:tc>
@@ -2723,7 +2733,7 @@
               <w:rPr>
                 <w:sz w:val="16"/>
               </w:rPr>
-              <w:t>화재 감지</w:t>
+              <w:t>-</w:t>
             </w:r>
           </w:p>
         </w:tc>
@@ -2747,7 +2757,7 @@
               <w:rPr>
                 <w:sz w:val="16"/>
               </w:rPr>
-              <w:t>HIGH</w:t>
+              <w:t>-</w:t>
             </w:r>
           </w:p>
         </w:tc>
@@ -2771,7 +2781,7 @@
               <w:rPr>
                 <w:sz w:val="16"/>
               </w:rPr>
-              <w:t>조치 완료</w:t>
+              <w:t>-</w:t>
             </w:r>
           </w:p>
         </w:tc>
@@ -2795,7 +2805,7 @@
               <w:rPr>
                 <w:sz w:val="16"/>
               </w:rPr>
-              <w:t>승인 완료</w:t>
+              <w:t>-</w:t>
             </w:r>
           </w:p>
         </w:tc>
@@ -2824,7 +2834,7 @@
               <w:rPr>
                 <w:sz w:val="16"/>
               </w:rPr>
-              <w:t>: 소화기 앞 박스 적치물 발견 -&gt; 제거 조치 필요</w:t>
+              <w:t>: -</w:t>
             </w:r>
             <w:r>
               <w:rPr>
@@ -2928,6 +2938,7 @@
           </w:tcPr>
           <w:p>
             <w:proofErr w:type="spellStart"/>
+            <w:proofErr w:type="gramStart"/>
             <w:r>
               <w:rPr>
                 <w:b/>
@@ -2944,6 +2955,7 @@
               </w:rPr>
               <w:t xml:space="preserve">  Conclusion</w:t>
             </w:r>
+            <w:proofErr w:type="gramEnd"/>
           </w:p>
         </w:tc>
       </w:tr>
@@ -2988,7 +3000,7 @@
               <w:rPr>
                 <w:sz w:val="22"/>
               </w:rPr>
-              <w:t>위험성평가 결과 총 12건 중 4건이 고위험 또는 중대위험으로 분류됐다. 조치가 연결된 평가 항목은 3건이며, 미조치 평가 항목은 9건으로 확인됐다. 특히 고위험 또는 중대위험 미조치 항목 2건은 우선 관리 대상으로 분류된다. 본 보고서는 위험도 분포, 관리 현황, 주요 고위험 항목을 기준으로 사업장 위험성평가 결과를 종합한 것이다.</w:t>
+              <w:t>-</w:t>
             </w:r>
           </w:p>
           <w:p/>
@@ -3115,7 +3127,7 @@
                 <w:b/>
                 <w:sz w:val="20"/>
               </w:rPr>
-              <w:t>2건</w:t>
+              <w:t>-건</w:t>
             </w:r>
           </w:p>
         </w:tc>
@@ -3198,7 +3210,7 @@
                 <w:b/>
                 <w:sz w:val="20"/>
               </w:rPr>
-              <w:t>25.0%%</w:t>
+              <w:t>-%</w:t>
             </w:r>
           </w:p>
         </w:tc>
@@ -3281,7 +3293,7 @@
                 <w:b/>
                 <w:sz w:val="20"/>
               </w:rPr>
-              <w:t>25.0%%</w:t>
+              <w:t>-%</w:t>
             </w:r>
           </w:p>
         </w:tc>

--- a/report_agent/output/risk_assessment_reports/risk_assessment_report.docx
+++ b/report_agent/output/risk_assessment_reports/risk_assessment_report.docx
@@ -216,7 +216,7 @@
           </w:tcPr>
           <w:p>
             <w:r>
-              <w:t>-</w:t>
+              <w:t>2026년 7월 28일~8월 3일 위험성평가보고서</w:t>
             </w:r>
           </w:p>
         </w:tc>
@@ -336,7 +336,7 @@
           </w:tcPr>
           <w:p>
             <w:r>
-              <w:t>-</w:t>
+              <w:t>2026-07-28~2026-08-03</w:t>
             </w:r>
           </w:p>
         </w:tc>
@@ -396,7 +396,7 @@
           </w:tcPr>
           <w:p>
             <w:r>
-              <w:t>-</w:t>
+              <w:t>2026-08-07</w:t>
             </w:r>
           </w:p>
         </w:tc>
@@ -601,7 +601,7 @@
           </w:tcPr>
           <w:p>
             <w:r>
-              <w:t>-</w:t>
+              <w:t>평가기간 동안 총 12건의 위험성평가가 수행됐다. 고위험 및 중대위험 항목은 4건으로 전체의 33.3%이다. 조치가 연결된 평가 항목은 3건이며, 전체 평가 항목 기준 조치 완료율은 25.0%이다. 승인 완료 평가 항목은 3건이며, 전체 평가 항목 기준 승인 완료율은 25.0%이다. 미조치 평가 항목은 9건이고, 이 중 고위험 또는 중대위험 미조치 항목은 2건이다.</w:t>
             </w:r>
           </w:p>
         </w:tc>
@@ -730,7 +730,7 @@
                 <w:color w:val="2F6FB3"/>
                 <w:sz w:val="24"/>
               </w:rPr>
-              <w:t>-건</w:t>
+              <w:t>12건</w:t>
             </w:r>
           </w:p>
         </w:tc>
@@ -794,7 +794,7 @@
                 <w:color w:val="D94841"/>
                 <w:sz w:val="24"/>
               </w:rPr>
-              <w:t>-건</w:t>
+              <w:t>4건</w:t>
             </w:r>
           </w:p>
         </w:tc>
@@ -858,7 +858,7 @@
                 <w:color w:val="F28C28"/>
                 <w:sz w:val="24"/>
               </w:rPr>
-              <w:t>-건</w:t>
+              <w:t>3건</w:t>
             </w:r>
           </w:p>
         </w:tc>
@@ -941,7 +941,7 @@
                 <w:szCs w:val="24"/>
                 <w:lang w:eastAsia="ko-KR"/>
               </w:rPr>
-              <w:t>-</w:t>
+              <w:t>46.2%</w:t>
             </w:r>
           </w:p>
           <w:p>
@@ -999,7 +999,7 @@
                 <w:b/>
                 <w:bCs/>
               </w:rPr>
-              <w:t>-</w:t>
+              <w:t>25.0%</w:t>
             </w:r>
           </w:p>
         </w:tc>
@@ -1081,7 +1081,7 @@
                 <w:color w:val="D94841"/>
                 <w:sz w:val="24"/>
               </w:rPr>
-              <w:t>-건</w:t>
+              <w:t>9건</w:t>
             </w:r>
           </w:p>
         </w:tc>
@@ -1281,7 +1281,7 @@
                 <w:color w:val="D94841"/>
                 <w:sz w:val="24"/>
               </w:rPr>
-              <w:t>-건</w:t>
+              <w:t>0건</w:t>
             </w:r>
           </w:p>
         </w:tc>
@@ -1327,7 +1327,7 @@
                 <w:color w:val="F28C28"/>
                 <w:sz w:val="24"/>
               </w:rPr>
-              <w:t>-건</w:t>
+              <w:t>4건</w:t>
             </w:r>
           </w:p>
         </w:tc>
@@ -1373,7 +1373,7 @@
                 <w:color w:val="F4C542"/>
                 <w:sz w:val="24"/>
               </w:rPr>
-              <w:t>-건</w:t>
+              <w:t>8건</w:t>
             </w:r>
           </w:p>
         </w:tc>
@@ -1419,7 +1419,7 @@
                 <w:color w:val="2E9D62"/>
                 <w:sz w:val="24"/>
               </w:rPr>
-              <w:t>-건</w:t>
+              <w:t>0건</w:t>
             </w:r>
             <w:proofErr w:type="gramEnd"/>
           </w:p>
@@ -1510,7 +1510,7 @@
               <w:rPr>
                 <w:sz w:val="20"/>
               </w:rPr>
-              <w:t>-</w:t>
+              <w:t>위험도 분포는 중대위험 0건, 고위험 4건, 중간위험 8건, 저위험 0건으로 확인됐다. 고위험 및 중대위험 항목은 총 4건으로 전체 평가 항목 12건의 33.3%를 차지했다. 조치가 연결된 평가 항목은 3건이며, 전체 평가 항목 기준 조치 완료율은 25.0%, 승인 완료율은 25.0%이다. 미조치 평가 항목은 9건이고, 이 중 고위험 또는 중대위험 미조치 항목은 2건으로 확인됐다.</w:t>
             </w:r>
           </w:p>
         </w:tc>
@@ -2043,7 +2043,7 @@
               <w:rPr>
                 <w:sz w:val="16"/>
               </w:rPr>
-              <w:t>-</w:t>
+              <w:t>집</w:t>
             </w:r>
           </w:p>
         </w:tc>
@@ -2067,7 +2067,7 @@
               <w:rPr>
                 <w:sz w:val="16"/>
               </w:rPr>
-              <w:t>-</w:t>
+              <w:t>화재 감지</w:t>
             </w:r>
           </w:p>
         </w:tc>
@@ -2091,7 +2091,7 @@
               <w:rPr>
                 <w:sz w:val="16"/>
               </w:rPr>
-              <w:t>-</w:t>
+              <w:t>HIGH</w:t>
             </w:r>
           </w:p>
         </w:tc>
@@ -2115,7 +2115,7 @@
               <w:rPr>
                 <w:sz w:val="16"/>
               </w:rPr>
-              <w:t>-</w:t>
+              <w:t>미조치</w:t>
             </w:r>
           </w:p>
         </w:tc>
@@ -2139,7 +2139,7 @@
               <w:rPr>
                 <w:sz w:val="16"/>
               </w:rPr>
-              <w:t>-</w:t>
+              <w:t>승인 미완료</w:t>
             </w:r>
           </w:p>
         </w:tc>
@@ -2168,7 +2168,7 @@
               <w:rPr>
                 <w:sz w:val="16"/>
               </w:rPr>
-              <w:t>: -</w:t>
+              <w:t>: Action is required for this inspection.</w:t>
             </w:r>
             <w:r>
               <w:rPr>
@@ -2265,7 +2265,7 @@
               <w:rPr>
                 <w:sz w:val="16"/>
               </w:rPr>
-              <w:t>-</w:t>
+              <w:t>운동장</w:t>
             </w:r>
           </w:p>
         </w:tc>
@@ -2289,7 +2289,7 @@
               <w:rPr>
                 <w:sz w:val="16"/>
               </w:rPr>
-              <w:t>-</w:t>
+              <w:t>화재 감지</w:t>
             </w:r>
           </w:p>
         </w:tc>
@@ -2313,7 +2313,7 @@
               <w:rPr>
                 <w:sz w:val="16"/>
               </w:rPr>
-              <w:t>-</w:t>
+              <w:t>HIGH</w:t>
             </w:r>
           </w:p>
         </w:tc>
@@ -2337,7 +2337,7 @@
               <w:rPr>
                 <w:sz w:val="16"/>
               </w:rPr>
-              <w:t>-</w:t>
+              <w:t>조치 완료</w:t>
             </w:r>
           </w:p>
         </w:tc>
@@ -2361,7 +2361,7 @@
               <w:rPr>
                 <w:sz w:val="16"/>
               </w:rPr>
-              <w:t>-</w:t>
+              <w:t>승인 완료</w:t>
             </w:r>
           </w:p>
         </w:tc>
@@ -2390,7 +2390,7 @@
               <w:rPr>
                 <w:sz w:val="16"/>
               </w:rPr>
-              <w:t>: -</w:t>
+              <w:t>: 점검자 메모프로세스 확인용</w:t>
             </w:r>
             <w:r>
               <w:rPr>
@@ -2487,7 +2487,7 @@
               <w:rPr>
                 <w:sz w:val="16"/>
               </w:rPr>
-              <w:t>-</w:t>
+              <w:t>기석님 집</w:t>
             </w:r>
           </w:p>
         </w:tc>
@@ -2511,7 +2511,7 @@
               <w:rPr>
                 <w:sz w:val="16"/>
               </w:rPr>
-              <w:t>-</w:t>
+              <w:t>화재 감지</w:t>
             </w:r>
           </w:p>
         </w:tc>
@@ -2535,7 +2535,7 @@
               <w:rPr>
                 <w:sz w:val="16"/>
               </w:rPr>
-              <w:t>-</w:t>
+              <w:t>HIGH</w:t>
             </w:r>
           </w:p>
         </w:tc>
@@ -2559,7 +2559,7 @@
               <w:rPr>
                 <w:sz w:val="16"/>
               </w:rPr>
-              <w:t>-</w:t>
+              <w:t>미조치</w:t>
             </w:r>
           </w:p>
         </w:tc>
@@ -2583,7 +2583,7 @@
               <w:rPr>
                 <w:sz w:val="16"/>
               </w:rPr>
-              <w:t>-</w:t>
+              <w:t>승인 미완료</w:t>
             </w:r>
           </w:p>
         </w:tc>
@@ -2612,7 +2612,7 @@
               <w:rPr>
                 <w:sz w:val="16"/>
               </w:rPr>
-              <w:t>: -</w:t>
+              <w:t>: Action is required for this inspection.</w:t>
             </w:r>
             <w:r>
               <w:rPr>
@@ -2709,7 +2709,7 @@
               <w:rPr>
                 <w:sz w:val="16"/>
               </w:rPr>
-              <w:t>-</w:t>
+              <w:t>B동 2층</w:t>
             </w:r>
           </w:p>
         </w:tc>
@@ -2733,7 +2733,7 @@
               <w:rPr>
                 <w:sz w:val="16"/>
               </w:rPr>
-              <w:t>-</w:t>
+              <w:t>화재 감지</w:t>
             </w:r>
           </w:p>
         </w:tc>
@@ -2757,7 +2757,7 @@
               <w:rPr>
                 <w:sz w:val="16"/>
               </w:rPr>
-              <w:t>-</w:t>
+              <w:t>HIGH</w:t>
             </w:r>
           </w:p>
         </w:tc>
@@ -2781,7 +2781,7 @@
               <w:rPr>
                 <w:sz w:val="16"/>
               </w:rPr>
-              <w:t>-</w:t>
+              <w:t>조치 완료</w:t>
             </w:r>
           </w:p>
         </w:tc>
@@ -2805,7 +2805,7 @@
               <w:rPr>
                 <w:sz w:val="16"/>
               </w:rPr>
-              <w:t>-</w:t>
+              <w:t>승인 완료</w:t>
             </w:r>
           </w:p>
         </w:tc>
@@ -2834,7 +2834,7 @@
               <w:rPr>
                 <w:sz w:val="16"/>
               </w:rPr>
-              <w:t>: -</w:t>
+              <w:t>: 소화기 앞 박스 적치물 발견 -&gt; 제거 조치 필요</w:t>
             </w:r>
             <w:r>
               <w:rPr>
@@ -3000,7 +3000,7 @@
               <w:rPr>
                 <w:sz w:val="22"/>
               </w:rPr>
-              <w:t>-</w:t>
+              <w:t>위험성평가 결과 총 12건 중 4건이 고위험 또는 중대위험으로 분류됐다. 조치가 연결된 평가 항목은 3건이며, 미조치 평가 항목은 9건으로 확인됐다. 특히 고위험 또는 중대위험 미조치 항목 2건은 우선 관리 대상으로 분류된다. 본 보고서는 위험도 분포, 관리 현황, 주요 고위험 항목을 기준으로 사업장 위험성평가 결과를 종합한 것이다.</w:t>
             </w:r>
           </w:p>
           <w:p/>
@@ -3127,7 +3127,7 @@
                 <w:b/>
                 <w:sz w:val="20"/>
               </w:rPr>
-              <w:t>-건</w:t>
+              <w:t>2건</w:t>
             </w:r>
           </w:p>
         </w:tc>
@@ -3210,7 +3210,7 @@
                 <w:b/>
                 <w:sz w:val="20"/>
               </w:rPr>
-              <w:t>-%</w:t>
+              <w:t>25.0%%</w:t>
             </w:r>
           </w:p>
         </w:tc>
@@ -3293,7 +3293,7 @@
                 <w:b/>
                 <w:sz w:val="20"/>
               </w:rPr>
-              <w:t>-%</w:t>
+              <w:t>25.0%%</w:t>
             </w:r>
           </w:p>
         </w:tc>

--- a/report_agent/output/risk_assessment_reports/risk_assessment_report.docx
+++ b/report_agent/output/risk_assessment_reports/risk_assessment_report.docx
@@ -216,7 +216,7 @@
           </w:tcPr>
           <w:p>
             <w:r>
-              <w:t>2026년 7월 28일~8월 3일 위험성평가보고서</w:t>
+              <w:t>위험성평가보고서</w:t>
             </w:r>
           </w:p>
         </w:tc>
@@ -336,7 +336,7 @@
           </w:tcPr>
           <w:p>
             <w:r>
-              <w:t>2026-07-28~2026-08-03</w:t>
+              <w:t>2026-07-28 ~ 2026-08-03</w:t>
             </w:r>
           </w:p>
         </w:tc>
@@ -992,12 +992,17 @@
               <w:rPr>
                 <w:b/>
                 <w:bCs/>
+                <w:sz w:val="24"/>
+                <w:szCs w:val="24"/>
               </w:rPr>
             </w:pPr>
             <w:r>
               <w:rPr>
                 <w:b/>
                 <w:bCs/>
+                <w:color w:val="1F497D" w:themeColor="text2"/>
+                <w:sz w:val="24"/>
+                <w:szCs w:val="24"/>
               </w:rPr>
               <w:t>25.0%</w:t>
             </w:r>

--- a/report_agent/output/risk_assessment_reports/risk_assessment_report.docx
+++ b/report_agent/output/risk_assessment_reports/risk_assessment_report.docx
@@ -31,6 +31,7 @@
               <w:bottom w:w="100" w:type="dxa"/>
               <w:right w:w="160" w:type="dxa"/>
             </w:tcMar>
+            <w:vAlign w:val="center"/>
           </w:tcPr>
           <w:p>
             <w:r>
@@ -216,7 +217,7 @@
           </w:tcPr>
           <w:p>
             <w:r>
-              <w:t>위험성평가보고서</w:t>
+              <w:t>2026년 7월 28일~8월 3일 위험성평가보고서</w:t>
             </w:r>
           </w:p>
         </w:tc>
@@ -336,7 +337,7 @@
           </w:tcPr>
           <w:p>
             <w:r>
-              <w:t>2026-07-28 ~ 2026-08-03</w:t>
+              <w:t>2026-07-28~2026-08-03</w:t>
             </w:r>
           </w:p>
         </w:tc>
@@ -402,7 +403,6 @@
         </w:tc>
       </w:tr>
     </w:tbl>
-    <w:p/>
     <w:p/>
     <w:p/>
     <w:p/>
@@ -475,6 +475,7 @@
     <w:p>
       <w:pPr>
         <w:rPr>
+          <w:rFonts w:hint="eastAsia"/>
           <w:lang w:eastAsia="ko-KR"/>
         </w:rPr>
       </w:pPr>
@@ -482,8 +483,7 @@
         <w:rPr>
           <w:lang w:eastAsia="ko-KR"/>
         </w:rPr>
-        <w:lastRenderedPageBreak/>
-        <w:br w:type="page"/>
+        <w:br/>
       </w:r>
     </w:p>
     <w:tbl>
@@ -506,9 +506,11 @@
               <w:right w:val="nil"/>
             </w:tcBorders>
             <w:shd w:val="clear" w:color="auto" w:fill="123B67"/>
+            <w:vAlign w:val="center"/>
           </w:tcPr>
           <w:p>
             <w:pPr>
+              <w:spacing w:after="0"/>
               <w:jc w:val="center"/>
             </w:pPr>
             <w:r>
@@ -532,8 +534,12 @@
               <w:right w:val="nil"/>
             </w:tcBorders>
             <w:shd w:val="clear" w:color="auto" w:fill="FFFFFF"/>
+            <w:vAlign w:val="center"/>
           </w:tcPr>
           <w:p>
+            <w:pPr>
+              <w:spacing w:after="0"/>
+            </w:pPr>
             <w:proofErr w:type="spellStart"/>
             <w:proofErr w:type="gramStart"/>
             <w:r>
@@ -681,6 +687,7 @@
           </w:tcPr>
           <w:p>
             <w:pPr>
+              <w:spacing w:after="0"/>
               <w:jc w:val="center"/>
             </w:pPr>
             <w:r>
@@ -722,6 +729,7 @@
           </w:p>
           <w:p>
             <w:pPr>
+              <w:spacing w:after="0"/>
               <w:jc w:val="center"/>
             </w:pPr>
             <w:r>
@@ -753,6 +761,7 @@
           </w:tcPr>
           <w:p>
             <w:pPr>
+              <w:spacing w:after="0"/>
               <w:jc w:val="center"/>
             </w:pPr>
             <w:proofErr w:type="spellStart"/>
@@ -786,6 +795,7 @@
           </w:p>
           <w:p>
             <w:pPr>
+              <w:spacing w:after="0"/>
               <w:jc w:val="center"/>
             </w:pPr>
             <w:r>
@@ -817,6 +827,7 @@
           </w:tcPr>
           <w:p>
             <w:pPr>
+              <w:spacing w:after="0"/>
               <w:jc w:val="center"/>
             </w:pPr>
             <w:proofErr w:type="spellStart"/>
@@ -850,6 +861,7 @@
           </w:p>
           <w:p>
             <w:pPr>
+              <w:spacing w:after="0"/>
               <w:jc w:val="center"/>
             </w:pPr>
             <w:r>
@@ -886,6 +898,7 @@
           </w:tcPr>
           <w:p>
             <w:pPr>
+              <w:spacing w:after="0"/>
               <w:jc w:val="center"/>
             </w:pPr>
             <w:r>
@@ -922,7 +935,7 @@
               <w:spacing w:after="0" w:line="240" w:lineRule="auto"/>
               <w:jc w:val="center"/>
               <w:rPr>
-                <w:rFonts w:cs="굴림체"/>
+                <w:rFonts w:cs="굴림체" w:hint="eastAsia"/>
                 <w:b/>
                 <w:bCs/>
                 <w:color w:val="92D050"/>
@@ -941,13 +954,8 @@
                 <w:szCs w:val="24"/>
                 <w:lang w:eastAsia="ko-KR"/>
               </w:rPr>
-              <w:t>46.2%</w:t>
+              <w:t>23.5%</w:t>
             </w:r>
-          </w:p>
-          <w:p>
-            <w:pPr>
-              <w:jc w:val="center"/>
-            </w:pPr>
           </w:p>
         </w:tc>
         <w:tc>
@@ -969,6 +977,7 @@
           </w:tcPr>
           <w:p>
             <w:pPr>
+              <w:spacing w:after="0"/>
               <w:jc w:val="center"/>
               <w:rPr>
                 <w:b/>
@@ -988,6 +997,7 @@
           </w:p>
           <w:p>
             <w:pPr>
+              <w:spacing w:after="0"/>
               <w:jc w:val="center"/>
               <w:rPr>
                 <w:b/>
@@ -1027,6 +1037,7 @@
           </w:tcPr>
           <w:p>
             <w:pPr>
+              <w:spacing w:after="0"/>
               <w:jc w:val="center"/>
             </w:pPr>
             <w:proofErr w:type="spellStart"/>
@@ -1078,6 +1089,7 @@
           </w:p>
           <w:p>
             <w:pPr>
+              <w:spacing w:after="0"/>
               <w:jc w:val="center"/>
             </w:pPr>
             <w:r>
@@ -1141,9 +1153,11 @@
               <w:right w:val="nil"/>
             </w:tcBorders>
             <w:shd w:val="clear" w:color="auto" w:fill="123B67"/>
+            <w:vAlign w:val="center"/>
           </w:tcPr>
           <w:p>
             <w:pPr>
+              <w:spacing w:after="0"/>
               <w:jc w:val="center"/>
             </w:pPr>
             <w:r>
@@ -1170,6 +1184,7 @@
           </w:tcPr>
           <w:p>
             <w:pPr>
+              <w:spacing w:after="0"/>
               <w:rPr>
                 <w:color w:val="6B7A8C"/>
                 <w:sz w:val="18"/>
@@ -1205,6 +1220,9 @@
             </w:r>
           </w:p>
           <w:p>
+            <w:pPr>
+              <w:spacing w:after="0"/>
+            </w:pPr>
             <w:r>
               <w:rPr>
                 <w:color w:val="6B7A8C"/>
@@ -1235,10 +1253,9 @@
         <w:tblLook w:val="04A0" w:firstRow="1" w:lastRow="0" w:firstColumn="1" w:lastColumn="0" w:noHBand="0" w:noVBand="1"/>
       </w:tblPr>
       <w:tblGrid>
-        <w:gridCol w:w="2615"/>
-        <w:gridCol w:w="2504"/>
-        <w:gridCol w:w="2701"/>
-        <w:gridCol w:w="2457"/>
+        <w:gridCol w:w="3357"/>
+        <w:gridCol w:w="3628"/>
+        <w:gridCol w:w="3292"/>
       </w:tblGrid>
       <w:tr>
         <w:trPr>
@@ -1246,53 +1263,7 @@
         </w:trPr>
         <w:tc>
           <w:tcPr>
-            <w:tcW w:w="2509" w:type="dxa"/>
-            <w:tcBorders>
-              <w:top w:val="single" w:sz="6" w:space="0" w:color="D7E2EE"/>
-              <w:left w:val="single" w:sz="6" w:space="0" w:color="D7E2EE"/>
-              <w:bottom w:val="single" w:sz="6" w:space="0" w:color="D7E2EE"/>
-              <w:right w:val="single" w:sz="6" w:space="0" w:color="D7E2EE"/>
-            </w:tcBorders>
-            <w:shd w:val="clear" w:color="auto" w:fill="FDECEC"/>
-            <w:tcMar>
-              <w:top w:w="120" w:type="dxa"/>
-              <w:left w:w="120" w:type="dxa"/>
-              <w:bottom w:w="120" w:type="dxa"/>
-              <w:right w:w="120" w:type="dxa"/>
-            </w:tcMar>
-          </w:tcPr>
-          <w:p>
-            <w:pPr>
-              <w:jc w:val="center"/>
-            </w:pPr>
-            <w:proofErr w:type="spellStart"/>
-            <w:r>
-              <w:rPr>
-                <w:b/>
-                <w:color w:val="6B7A8C"/>
-                <w:sz w:val="18"/>
-              </w:rPr>
-              <w:t>중대위험</w:t>
-            </w:r>
-            <w:proofErr w:type="spellEnd"/>
-          </w:p>
-          <w:p>
-            <w:pPr>
-              <w:jc w:val="center"/>
-            </w:pPr>
-            <w:r>
-              <w:rPr>
-                <w:b/>
-                <w:color w:val="D94841"/>
-                <w:sz w:val="24"/>
-              </w:rPr>
-              <w:t>0건</w:t>
-            </w:r>
-          </w:p>
-        </w:tc>
-        <w:tc>
-          <w:tcPr>
-            <w:tcW w:w="2509" w:type="dxa"/>
+            <w:tcW w:w="2504" w:type="dxa"/>
             <w:tcBorders>
               <w:top w:val="single" w:sz="6" w:space="0" w:color="D7E2EE"/>
               <w:left w:val="single" w:sz="6" w:space="0" w:color="D7E2EE"/>
@@ -1309,6 +1280,7 @@
           </w:tcPr>
           <w:p>
             <w:pPr>
+              <w:spacing w:after="0"/>
               <w:jc w:val="center"/>
             </w:pPr>
             <w:proofErr w:type="spellStart"/>
@@ -1324,6 +1296,7 @@
           </w:p>
           <w:p>
             <w:pPr>
+              <w:spacing w:after="0"/>
               <w:jc w:val="center"/>
             </w:pPr>
             <w:r>
@@ -1338,7 +1311,7 @@
         </w:tc>
         <w:tc>
           <w:tcPr>
-            <w:tcW w:w="2509" w:type="dxa"/>
+            <w:tcW w:w="2701" w:type="dxa"/>
             <w:tcBorders>
               <w:top w:val="single" w:sz="6" w:space="0" w:color="D7E2EE"/>
               <w:left w:val="single" w:sz="6" w:space="0" w:color="D7E2EE"/>
@@ -1355,6 +1328,7 @@
           </w:tcPr>
           <w:p>
             <w:pPr>
+              <w:spacing w:after="0"/>
               <w:jc w:val="center"/>
             </w:pPr>
             <w:proofErr w:type="spellStart"/>
@@ -1370,6 +1344,7 @@
           </w:p>
           <w:p>
             <w:pPr>
+              <w:spacing w:after="0"/>
               <w:jc w:val="center"/>
             </w:pPr>
             <w:r>
@@ -1384,7 +1359,7 @@
         </w:tc>
         <w:tc>
           <w:tcPr>
-            <w:tcW w:w="2509" w:type="dxa"/>
+            <w:tcW w:w="2457" w:type="dxa"/>
             <w:tcBorders>
               <w:top w:val="single" w:sz="6" w:space="0" w:color="D7E2EE"/>
               <w:left w:val="single" w:sz="6" w:space="0" w:color="D7E2EE"/>
@@ -1401,6 +1376,7 @@
           </w:tcPr>
           <w:p>
             <w:pPr>
+              <w:spacing w:after="0"/>
               <w:jc w:val="center"/>
             </w:pPr>
             <w:proofErr w:type="spellStart"/>
@@ -1416,6 +1392,7 @@
           </w:p>
           <w:p>
             <w:pPr>
+              <w:spacing w:after="0"/>
               <w:jc w:val="center"/>
             </w:pPr>
             <w:r>
@@ -1511,12 +1488,26 @@
             </w:tcMar>
           </w:tcPr>
           <w:p>
+            <w:pPr>
+              <w:spacing w:after="0"/>
+              <w:rPr>
+                <w:sz w:val="20"/>
+              </w:rPr>
+            </w:pPr>
             <w:r>
               <w:rPr>
                 <w:sz w:val="20"/>
               </w:rPr>
               <w:t>위험도 분포는 중대위험 0건, 고위험 4건, 중간위험 8건, 저위험 0건으로 확인됐다. 고위험 및 중대위험 항목은 총 4건으로 전체 평가 항목 12건의 33.3%를 차지했다. 조치가 연결된 평가 항목은 3건이며, 전체 평가 항목 기준 조치 완료율은 25.0%, 승인 완료율은 25.0%이다. 미조치 평가 항목은 9건이고, 이 중 고위험 또는 중대위험 미조치 항목은 2건으로 확인됐다.</w:t>
             </w:r>
+          </w:p>
+          <w:p>
+            <w:pPr>
+              <w:spacing w:after="0"/>
+              <w:rPr>
+                <w:lang w:eastAsia="ko-KR"/>
+              </w:rPr>
+            </w:pPr>
           </w:p>
         </w:tc>
       </w:tr>
@@ -1546,9 +1537,11 @@
               <w:right w:val="nil"/>
             </w:tcBorders>
             <w:shd w:val="clear" w:color="auto" w:fill="123B67"/>
+            <w:vAlign w:val="center"/>
           </w:tcPr>
           <w:p>
             <w:pPr>
+              <w:spacing w:after="0"/>
               <w:jc w:val="center"/>
             </w:pPr>
             <w:r>
@@ -1572,8 +1565,12 @@
               <w:right w:val="nil"/>
             </w:tcBorders>
             <w:shd w:val="clear" w:color="auto" w:fill="FFFFFF"/>
+            <w:vAlign w:val="center"/>
           </w:tcPr>
           <w:p>
+            <w:pPr>
+              <w:spacing w:after="0"/>
+            </w:pPr>
             <w:proofErr w:type="spellStart"/>
             <w:r>
               <w:rPr>
@@ -1720,14 +1717,12 @@
         <w:tblLook w:val="04A0" w:firstRow="1" w:lastRow="0" w:firstColumn="1" w:lastColumn="0" w:noHBand="0" w:noVBand="1"/>
       </w:tblPr>
       <w:tblGrid>
-        <w:gridCol w:w="1077"/>
-        <w:gridCol w:w="1077"/>
-        <w:gridCol w:w="1209"/>
-        <w:gridCol w:w="1385"/>
-        <w:gridCol w:w="1245"/>
-        <w:gridCol w:w="1323"/>
-        <w:gridCol w:w="1386"/>
-        <w:gridCol w:w="1475"/>
+        <w:gridCol w:w="1437"/>
+        <w:gridCol w:w="1619"/>
+        <w:gridCol w:w="1862"/>
+        <w:gridCol w:w="1668"/>
+        <w:gridCol w:w="1604"/>
+        <w:gridCol w:w="1987"/>
       </w:tblGrid>
       <w:tr>
         <w:trPr>
@@ -1735,7 +1730,7 @@
         </w:trPr>
         <w:tc>
           <w:tcPr>
-            <w:tcW w:w="547" w:type="dxa"/>
+            <w:tcW w:w="1261" w:type="dxa"/>
             <w:shd w:val="clear" w:color="auto" w:fill="123B67"/>
             <w:tcMar>
               <w:top w:w="100" w:type="dxa"/>
@@ -1763,35 +1758,7 @@
         </w:tc>
         <w:tc>
           <w:tcPr>
-            <w:tcW w:w="936" w:type="dxa"/>
-            <w:shd w:val="clear" w:color="auto" w:fill="123B67"/>
-            <w:tcMar>
-              <w:top w:w="100" w:type="dxa"/>
-              <w:left w:w="70" w:type="dxa"/>
-              <w:bottom w:w="100" w:type="dxa"/>
-              <w:right w:w="70" w:type="dxa"/>
-            </w:tcMar>
-            <w:vAlign w:val="center"/>
-          </w:tcPr>
-          <w:p>
-            <w:pPr>
-              <w:jc w:val="center"/>
-            </w:pPr>
-            <w:proofErr w:type="spellStart"/>
-            <w:r>
-              <w:rPr>
-                <w:b/>
-                <w:color w:val="FFFFFF"/>
-                <w:sz w:val="17"/>
-              </w:rPr>
-              <w:t>순번</w:t>
-            </w:r>
-            <w:proofErr w:type="spellEnd"/>
-          </w:p>
-        </w:tc>
-        <w:tc>
-          <w:tcPr>
-            <w:tcW w:w="1325" w:type="dxa"/>
+            <w:tcW w:w="1418" w:type="dxa"/>
             <w:shd w:val="clear" w:color="auto" w:fill="123B67"/>
             <w:tcMar>
               <w:top w:w="100" w:type="dxa"/>
@@ -1819,7 +1786,7 @@
         </w:tc>
         <w:tc>
           <w:tcPr>
-            <w:tcW w:w="1440" w:type="dxa"/>
+            <w:tcW w:w="1628" w:type="dxa"/>
             <w:shd w:val="clear" w:color="auto" w:fill="123B67"/>
             <w:tcMar>
               <w:top w:w="100" w:type="dxa"/>
@@ -1847,7 +1814,7 @@
         </w:tc>
         <w:tc>
           <w:tcPr>
-            <w:tcW w:w="864" w:type="dxa"/>
+            <w:tcW w:w="1460" w:type="dxa"/>
             <w:shd w:val="clear" w:color="auto" w:fill="123B67"/>
             <w:tcMar>
               <w:top w:w="100" w:type="dxa"/>
@@ -1875,7 +1842,7 @@
         </w:tc>
         <w:tc>
           <w:tcPr>
-            <w:tcW w:w="936" w:type="dxa"/>
+            <w:tcW w:w="1405" w:type="dxa"/>
             <w:shd w:val="clear" w:color="auto" w:fill="123B67"/>
             <w:tcMar>
               <w:top w:w="100" w:type="dxa"/>
@@ -1889,49 +1856,21 @@
             <w:pPr>
               <w:jc w:val="center"/>
             </w:pPr>
-            <w:proofErr w:type="spellStart"/>
             <w:r>
               <w:rPr>
+                <w:rFonts w:hint="eastAsia"/>
                 <w:b/>
                 <w:color w:val="FFFFFF"/>
                 <w:sz w:val="17"/>
+                <w:lang w:eastAsia="ko-KR"/>
               </w:rPr>
-              <w:t>조치상태</w:t>
+              <w:t>담당자</w:t>
             </w:r>
-            <w:proofErr w:type="spellEnd"/>
           </w:p>
         </w:tc>
         <w:tc>
           <w:tcPr>
-            <w:tcW w:w="1008" w:type="dxa"/>
-            <w:shd w:val="clear" w:color="auto" w:fill="123B67"/>
-            <w:tcMar>
-              <w:top w:w="100" w:type="dxa"/>
-              <w:left w:w="70" w:type="dxa"/>
-              <w:bottom w:w="100" w:type="dxa"/>
-              <w:right w:w="70" w:type="dxa"/>
-            </w:tcMar>
-            <w:vAlign w:val="center"/>
-          </w:tcPr>
-          <w:p>
-            <w:pPr>
-              <w:jc w:val="center"/>
-            </w:pPr>
-            <w:proofErr w:type="spellStart"/>
-            <w:r>
-              <w:rPr>
-                <w:b/>
-                <w:color w:val="FFFFFF"/>
-                <w:sz w:val="17"/>
-              </w:rPr>
-              <w:t>승인상태</w:t>
-            </w:r>
-            <w:proofErr w:type="spellEnd"/>
-          </w:p>
-        </w:tc>
-        <w:tc>
-          <w:tcPr>
-            <w:tcW w:w="3096" w:type="dxa"/>
+            <w:tcW w:w="1736" w:type="dxa"/>
             <w:shd w:val="clear" w:color="auto" w:fill="123B67"/>
             <w:tcMar>
               <w:top w:w="100" w:type="dxa"/>
@@ -1982,7 +1921,7 @@
         </w:trPr>
         <w:tc>
           <w:tcPr>
-            <w:tcW w:w="547" w:type="dxa"/>
+            <w:tcW w:w="1261" w:type="dxa"/>
             <w:shd w:val="clear" w:color="auto" w:fill="FFFFFF"/>
             <w:tcMar>
               <w:top w:w="100" w:type="dxa"/>
@@ -2006,31 +1945,7 @@
         </w:tc>
         <w:tc>
           <w:tcPr>
-            <w:tcW w:w="936" w:type="dxa"/>
-            <w:shd w:val="clear" w:color="auto" w:fill="FFFFFF"/>
-            <w:tcMar>
-              <w:top w:w="100" w:type="dxa"/>
-              <w:left w:w="70" w:type="dxa"/>
-              <w:bottom w:w="100" w:type="dxa"/>
-              <w:right w:w="70" w:type="dxa"/>
-            </w:tcMar>
-            <w:vAlign w:val="center"/>
-          </w:tcPr>
-          <w:p>
-            <w:pPr>
-              <w:jc w:val="center"/>
-            </w:pPr>
-            <w:r>
-              <w:rPr>
-                <w:sz w:val="16"/>
-              </w:rPr>
-              <w:t>1</w:t>
-            </w:r>
-          </w:p>
-        </w:tc>
-        <w:tc>
-          <w:tcPr>
-            <w:tcW w:w="1325" w:type="dxa"/>
+            <w:tcW w:w="1418" w:type="dxa"/>
             <w:shd w:val="clear" w:color="auto" w:fill="FFFFFF"/>
             <w:tcMar>
               <w:top w:w="100" w:type="dxa"/>
@@ -2054,7 +1969,7 @@
         </w:tc>
         <w:tc>
           <w:tcPr>
-            <w:tcW w:w="1440" w:type="dxa"/>
+            <w:tcW w:w="1628" w:type="dxa"/>
             <w:shd w:val="clear" w:color="auto" w:fill="FFFFFF"/>
             <w:tcMar>
               <w:top w:w="100" w:type="dxa"/>
@@ -2078,7 +1993,7 @@
         </w:tc>
         <w:tc>
           <w:tcPr>
-            <w:tcW w:w="864" w:type="dxa"/>
+            <w:tcW w:w="1460" w:type="dxa"/>
             <w:shd w:val="clear" w:color="auto" w:fill="FFFFFF"/>
             <w:tcMar>
               <w:top w:w="100" w:type="dxa"/>
@@ -2102,7 +2017,7 @@
         </w:tc>
         <w:tc>
           <w:tcPr>
-            <w:tcW w:w="936" w:type="dxa"/>
+            <w:tcW w:w="1405" w:type="dxa"/>
             <w:shd w:val="clear" w:color="auto" w:fill="FFFFFF"/>
             <w:tcMar>
               <w:top w:w="100" w:type="dxa"/>
@@ -2120,37 +2035,13 @@
               <w:rPr>
                 <w:sz w:val="16"/>
               </w:rPr>
-              <w:t>미조치</w:t>
+              <w:t>작업자10</w:t>
             </w:r>
           </w:p>
         </w:tc>
         <w:tc>
           <w:tcPr>
-            <w:tcW w:w="1008" w:type="dxa"/>
-            <w:shd w:val="clear" w:color="auto" w:fill="FFFFFF"/>
-            <w:tcMar>
-              <w:top w:w="100" w:type="dxa"/>
-              <w:left w:w="70" w:type="dxa"/>
-              <w:bottom w:w="100" w:type="dxa"/>
-              <w:right w:w="70" w:type="dxa"/>
-            </w:tcMar>
-            <w:vAlign w:val="center"/>
-          </w:tcPr>
-          <w:p>
-            <w:pPr>
-              <w:jc w:val="center"/>
-            </w:pPr>
-            <w:r>
-              <w:rPr>
-                <w:sz w:val="16"/>
-              </w:rPr>
-              <w:t>승인 미완료</w:t>
-            </w:r>
-          </w:p>
-        </w:tc>
-        <w:tc>
-          <w:tcPr>
-            <w:tcW w:w="3096" w:type="dxa"/>
+            <w:tcW w:w="1736" w:type="dxa"/>
             <w:shd w:val="clear" w:color="auto" w:fill="FFFFFF"/>
             <w:tcMar>
               <w:top w:w="100" w:type="dxa"/>
@@ -2204,7 +2095,7 @@
         </w:trPr>
         <w:tc>
           <w:tcPr>
-            <w:tcW w:w="547" w:type="dxa"/>
+            <w:tcW w:w="1261" w:type="dxa"/>
             <w:shd w:val="clear" w:color="auto" w:fill="FFFFFF"/>
             <w:tcMar>
               <w:top w:w="100" w:type="dxa"/>
@@ -2228,31 +2119,7 @@
         </w:tc>
         <w:tc>
           <w:tcPr>
-            <w:tcW w:w="936" w:type="dxa"/>
-            <w:shd w:val="clear" w:color="auto" w:fill="FFFFFF"/>
-            <w:tcMar>
-              <w:top w:w="100" w:type="dxa"/>
-              <w:left w:w="70" w:type="dxa"/>
-              <w:bottom w:w="100" w:type="dxa"/>
-              <w:right w:w="70" w:type="dxa"/>
-            </w:tcMar>
-            <w:vAlign w:val="center"/>
-          </w:tcPr>
-          <w:p>
-            <w:pPr>
-              <w:jc w:val="center"/>
-            </w:pPr>
-            <w:r>
-              <w:rPr>
-                <w:sz w:val="16"/>
-              </w:rPr>
-              <w:t>2</w:t>
-            </w:r>
-          </w:p>
-        </w:tc>
-        <w:tc>
-          <w:tcPr>
-            <w:tcW w:w="1325" w:type="dxa"/>
+            <w:tcW w:w="1418" w:type="dxa"/>
             <w:shd w:val="clear" w:color="auto" w:fill="FFFFFF"/>
             <w:tcMar>
               <w:top w:w="100" w:type="dxa"/>
@@ -2276,7 +2143,7 @@
         </w:tc>
         <w:tc>
           <w:tcPr>
-            <w:tcW w:w="1440" w:type="dxa"/>
+            <w:tcW w:w="1628" w:type="dxa"/>
             <w:shd w:val="clear" w:color="auto" w:fill="FFFFFF"/>
             <w:tcMar>
               <w:top w:w="100" w:type="dxa"/>
@@ -2300,7 +2167,7 @@
         </w:tc>
         <w:tc>
           <w:tcPr>
-            <w:tcW w:w="864" w:type="dxa"/>
+            <w:tcW w:w="1460" w:type="dxa"/>
             <w:shd w:val="clear" w:color="auto" w:fill="FFFFFF"/>
             <w:tcMar>
               <w:top w:w="100" w:type="dxa"/>
@@ -2324,7 +2191,7 @@
         </w:tc>
         <w:tc>
           <w:tcPr>
-            <w:tcW w:w="936" w:type="dxa"/>
+            <w:tcW w:w="1405" w:type="dxa"/>
             <w:shd w:val="clear" w:color="auto" w:fill="FFFFFF"/>
             <w:tcMar>
               <w:top w:w="100" w:type="dxa"/>
@@ -2342,37 +2209,13 @@
               <w:rPr>
                 <w:sz w:val="16"/>
               </w:rPr>
-              <w:t>조치 완료</w:t>
+              <w:t>작업자10</w:t>
             </w:r>
           </w:p>
         </w:tc>
         <w:tc>
           <w:tcPr>
-            <w:tcW w:w="1008" w:type="dxa"/>
-            <w:shd w:val="clear" w:color="auto" w:fill="FFFFFF"/>
-            <w:tcMar>
-              <w:top w:w="100" w:type="dxa"/>
-              <w:left w:w="70" w:type="dxa"/>
-              <w:bottom w:w="100" w:type="dxa"/>
-              <w:right w:w="70" w:type="dxa"/>
-            </w:tcMar>
-            <w:vAlign w:val="center"/>
-          </w:tcPr>
-          <w:p>
-            <w:pPr>
-              <w:jc w:val="center"/>
-            </w:pPr>
-            <w:r>
-              <w:rPr>
-                <w:sz w:val="16"/>
-              </w:rPr>
-              <w:t>승인 완료</w:t>
-            </w:r>
-          </w:p>
-        </w:tc>
-        <w:tc>
-          <w:tcPr>
-            <w:tcW w:w="3096" w:type="dxa"/>
+            <w:tcW w:w="1736" w:type="dxa"/>
             <w:shd w:val="clear" w:color="auto" w:fill="FFFFFF"/>
             <w:tcMar>
               <w:top w:w="100" w:type="dxa"/>
@@ -2426,7 +2269,7 @@
         </w:trPr>
         <w:tc>
           <w:tcPr>
-            <w:tcW w:w="547" w:type="dxa"/>
+            <w:tcW w:w="1261" w:type="dxa"/>
             <w:shd w:val="clear" w:color="auto" w:fill="FFFFFF"/>
             <w:tcMar>
               <w:top w:w="100" w:type="dxa"/>
@@ -2450,31 +2293,7 @@
         </w:tc>
         <w:tc>
           <w:tcPr>
-            <w:tcW w:w="936" w:type="dxa"/>
-            <w:shd w:val="clear" w:color="auto" w:fill="FFFFFF"/>
-            <w:tcMar>
-              <w:top w:w="100" w:type="dxa"/>
-              <w:left w:w="70" w:type="dxa"/>
-              <w:bottom w:w="100" w:type="dxa"/>
-              <w:right w:w="70" w:type="dxa"/>
-            </w:tcMar>
-            <w:vAlign w:val="center"/>
-          </w:tcPr>
-          <w:p>
-            <w:pPr>
-              <w:jc w:val="center"/>
-            </w:pPr>
-            <w:r>
-              <w:rPr>
-                <w:sz w:val="16"/>
-              </w:rPr>
-              <w:t>3</w:t>
-            </w:r>
-          </w:p>
-        </w:tc>
-        <w:tc>
-          <w:tcPr>
-            <w:tcW w:w="1325" w:type="dxa"/>
+            <w:tcW w:w="1418" w:type="dxa"/>
             <w:shd w:val="clear" w:color="auto" w:fill="FFFFFF"/>
             <w:tcMar>
               <w:top w:w="100" w:type="dxa"/>
@@ -2498,7 +2317,7 @@
         </w:tc>
         <w:tc>
           <w:tcPr>
-            <w:tcW w:w="1440" w:type="dxa"/>
+            <w:tcW w:w="1628" w:type="dxa"/>
             <w:shd w:val="clear" w:color="auto" w:fill="FFFFFF"/>
             <w:tcMar>
               <w:top w:w="100" w:type="dxa"/>
@@ -2522,7 +2341,7 @@
         </w:tc>
         <w:tc>
           <w:tcPr>
-            <w:tcW w:w="864" w:type="dxa"/>
+            <w:tcW w:w="1460" w:type="dxa"/>
             <w:shd w:val="clear" w:color="auto" w:fill="FFFFFF"/>
             <w:tcMar>
               <w:top w:w="100" w:type="dxa"/>
@@ -2546,7 +2365,7 @@
         </w:tc>
         <w:tc>
           <w:tcPr>
-            <w:tcW w:w="936" w:type="dxa"/>
+            <w:tcW w:w="1405" w:type="dxa"/>
             <w:shd w:val="clear" w:color="auto" w:fill="FFFFFF"/>
             <w:tcMar>
               <w:top w:w="100" w:type="dxa"/>
@@ -2564,37 +2383,13 @@
               <w:rPr>
                 <w:sz w:val="16"/>
               </w:rPr>
-              <w:t>미조치</w:t>
+              <w:t>작업자10</w:t>
             </w:r>
           </w:p>
         </w:tc>
         <w:tc>
           <w:tcPr>
-            <w:tcW w:w="1008" w:type="dxa"/>
-            <w:shd w:val="clear" w:color="auto" w:fill="FFFFFF"/>
-            <w:tcMar>
-              <w:top w:w="100" w:type="dxa"/>
-              <w:left w:w="70" w:type="dxa"/>
-              <w:bottom w:w="100" w:type="dxa"/>
-              <w:right w:w="70" w:type="dxa"/>
-            </w:tcMar>
-            <w:vAlign w:val="center"/>
-          </w:tcPr>
-          <w:p>
-            <w:pPr>
-              <w:jc w:val="center"/>
-            </w:pPr>
-            <w:r>
-              <w:rPr>
-                <w:sz w:val="16"/>
-              </w:rPr>
-              <w:t>승인 미완료</w:t>
-            </w:r>
-          </w:p>
-        </w:tc>
-        <w:tc>
-          <w:tcPr>
-            <w:tcW w:w="3096" w:type="dxa"/>
+            <w:tcW w:w="1736" w:type="dxa"/>
             <w:shd w:val="clear" w:color="auto" w:fill="FFFFFF"/>
             <w:tcMar>
               <w:top w:w="100" w:type="dxa"/>
@@ -2648,7 +2443,7 @@
         </w:trPr>
         <w:tc>
           <w:tcPr>
-            <w:tcW w:w="547" w:type="dxa"/>
+            <w:tcW w:w="1261" w:type="dxa"/>
             <w:shd w:val="clear" w:color="auto" w:fill="FFFFFF"/>
             <w:tcMar>
               <w:top w:w="100" w:type="dxa"/>
@@ -2672,31 +2467,7 @@
         </w:tc>
         <w:tc>
           <w:tcPr>
-            <w:tcW w:w="936" w:type="dxa"/>
-            <w:shd w:val="clear" w:color="auto" w:fill="FFFFFF"/>
-            <w:tcMar>
-              <w:top w:w="100" w:type="dxa"/>
-              <w:left w:w="70" w:type="dxa"/>
-              <w:bottom w:w="100" w:type="dxa"/>
-              <w:right w:w="70" w:type="dxa"/>
-            </w:tcMar>
-            <w:vAlign w:val="center"/>
-          </w:tcPr>
-          <w:p>
-            <w:pPr>
-              <w:jc w:val="center"/>
-            </w:pPr>
-            <w:r>
-              <w:rPr>
-                <w:sz w:val="16"/>
-              </w:rPr>
-              <w:t>4</w:t>
-            </w:r>
-          </w:p>
-        </w:tc>
-        <w:tc>
-          <w:tcPr>
-            <w:tcW w:w="1325" w:type="dxa"/>
+            <w:tcW w:w="1418" w:type="dxa"/>
             <w:shd w:val="clear" w:color="auto" w:fill="FFFFFF"/>
             <w:tcMar>
               <w:top w:w="100" w:type="dxa"/>
@@ -2720,7 +2491,7 @@
         </w:tc>
         <w:tc>
           <w:tcPr>
-            <w:tcW w:w="1440" w:type="dxa"/>
+            <w:tcW w:w="1628" w:type="dxa"/>
             <w:shd w:val="clear" w:color="auto" w:fill="FFFFFF"/>
             <w:tcMar>
               <w:top w:w="100" w:type="dxa"/>
@@ -2744,7 +2515,7 @@
         </w:tc>
         <w:tc>
           <w:tcPr>
-            <w:tcW w:w="864" w:type="dxa"/>
+            <w:tcW w:w="1460" w:type="dxa"/>
             <w:shd w:val="clear" w:color="auto" w:fill="FFFFFF"/>
             <w:tcMar>
               <w:top w:w="100" w:type="dxa"/>
@@ -2768,7 +2539,7 @@
         </w:tc>
         <w:tc>
           <w:tcPr>
-            <w:tcW w:w="936" w:type="dxa"/>
+            <w:tcW w:w="1405" w:type="dxa"/>
             <w:shd w:val="clear" w:color="auto" w:fill="FFFFFF"/>
             <w:tcMar>
               <w:top w:w="100" w:type="dxa"/>
@@ -2786,37 +2557,13 @@
               <w:rPr>
                 <w:sz w:val="16"/>
               </w:rPr>
-              <w:t>조치 완료</w:t>
+              <w:t>김작업</w:t>
             </w:r>
           </w:p>
         </w:tc>
         <w:tc>
           <w:tcPr>
-            <w:tcW w:w="1008" w:type="dxa"/>
-            <w:shd w:val="clear" w:color="auto" w:fill="FFFFFF"/>
-            <w:tcMar>
-              <w:top w:w="100" w:type="dxa"/>
-              <w:left w:w="70" w:type="dxa"/>
-              <w:bottom w:w="100" w:type="dxa"/>
-              <w:right w:w="70" w:type="dxa"/>
-            </w:tcMar>
-            <w:vAlign w:val="center"/>
-          </w:tcPr>
-          <w:p>
-            <w:pPr>
-              <w:jc w:val="center"/>
-            </w:pPr>
-            <w:r>
-              <w:rPr>
-                <w:sz w:val="16"/>
-              </w:rPr>
-              <w:t>승인 완료</w:t>
-            </w:r>
-          </w:p>
-        </w:tc>
-        <w:tc>
-          <w:tcPr>
-            <w:tcW w:w="3096" w:type="dxa"/>
+            <w:tcW w:w="1736" w:type="dxa"/>
             <w:shd w:val="clear" w:color="auto" w:fill="FFFFFF"/>
             <w:tcMar>
               <w:top w:w="100" w:type="dxa"/>
@@ -2914,9 +2661,11 @@
               <w:right w:val="nil"/>
             </w:tcBorders>
             <w:shd w:val="clear" w:color="auto" w:fill="123B67"/>
+            <w:vAlign w:val="center"/>
           </w:tcPr>
           <w:p>
             <w:pPr>
+              <w:spacing w:after="0"/>
               <w:jc w:val="center"/>
             </w:pPr>
             <w:r>
@@ -2940,8 +2689,12 @@
               <w:right w:val="nil"/>
             </w:tcBorders>
             <w:shd w:val="clear" w:color="auto" w:fill="FFFFFF"/>
+            <w:vAlign w:val="center"/>
           </w:tcPr>
           <w:p>
+            <w:pPr>
+              <w:spacing w:after="0"/>
+            </w:pPr>
             <w:proofErr w:type="spellStart"/>
             <w:proofErr w:type="gramStart"/>
             <w:r>
@@ -3008,9 +2761,6 @@
               <w:t>위험성평가 결과 총 12건 중 4건이 고위험 또는 중대위험으로 분류됐다. 조치가 연결된 평가 항목은 3건이며, 미조치 평가 항목은 9건으로 확인됐다. 특히 고위험 또는 중대위험 미조치 항목 2건은 우선 관리 대상으로 분류된다. 본 보고서는 위험도 분포, 관리 현황, 주요 고위험 항목을 기준으로 사업장 위험성평가 결과를 종합한 것이다.</w:t>
             </w:r>
           </w:p>
-          <w:p/>
-          <w:p/>
-          <w:p/>
         </w:tc>
       </w:tr>
     </w:tbl>
@@ -3056,6 +2806,7 @@
       </w:tblGrid>
       <w:tr>
         <w:trPr>
+          <w:trHeight w:val="322"/>
           <w:jc w:val="center"/>
         </w:trPr>
         <w:tc>
@@ -3074,8 +2825,12 @@
               <w:bottom w:w="110" w:type="dxa"/>
               <w:right w:w="150" w:type="dxa"/>
             </w:tcMar>
+            <w:vAlign w:val="center"/>
           </w:tcPr>
           <w:p>
+            <w:pPr>
+              <w:spacing w:after="0"/>
+            </w:pPr>
             <w:proofErr w:type="spellStart"/>
             <w:r>
               <w:rPr>
@@ -3125,6 +2880,7 @@
           </w:tcPr>
           <w:p>
             <w:pPr>
+              <w:spacing w:after="0"/>
               <w:jc w:val="right"/>
             </w:pPr>
             <w:r>
@@ -3157,8 +2913,12 @@
               <w:bottom w:w="110" w:type="dxa"/>
               <w:right w:w="150" w:type="dxa"/>
             </w:tcMar>
+            <w:vAlign w:val="center"/>
           </w:tcPr>
           <w:p>
+            <w:pPr>
+              <w:spacing w:after="0"/>
+            </w:pPr>
             <w:proofErr w:type="spellStart"/>
             <w:r>
               <w:rPr>
@@ -3208,6 +2968,7 @@
           </w:tcPr>
           <w:p>
             <w:pPr>
+              <w:spacing w:after="0"/>
               <w:jc w:val="right"/>
             </w:pPr>
             <w:r>
@@ -3215,7 +2976,7 @@
                 <w:b/>
                 <w:sz w:val="20"/>
               </w:rPr>
-              <w:t>25.0%%</w:t>
+              <w:t>25.0%</w:t>
             </w:r>
           </w:p>
         </w:tc>
@@ -3240,8 +3001,12 @@
               <w:bottom w:w="110" w:type="dxa"/>
               <w:right w:w="150" w:type="dxa"/>
             </w:tcMar>
+            <w:vAlign w:val="center"/>
           </w:tcPr>
           <w:p>
+            <w:pPr>
+              <w:spacing w:after="0"/>
+            </w:pPr>
             <w:proofErr w:type="spellStart"/>
             <w:r>
               <w:rPr>
@@ -3291,6 +3056,7 @@
           </w:tcPr>
           <w:p>
             <w:pPr>
+              <w:spacing w:after="0"/>
               <w:jc w:val="right"/>
             </w:pPr>
             <w:r>
@@ -3298,7 +3064,7 @@
                 <w:b/>
                 <w:sz w:val="20"/>
               </w:rPr>
-              <w:t>25.0%%</w:t>
+              <w:t>25.0%</w:t>
             </w:r>
           </w:p>
         </w:tc>

--- a/report_agent/output/risk_assessment_reports/risk_assessment_report.docx
+++ b/report_agent/output/risk_assessment_reports/risk_assessment_report.docx
@@ -217,7 +217,7 @@
           </w:tcPr>
           <w:p>
             <w:r>
-              <w:t>2026년 7월 28일~8월 3일 위험성평가보고서</w:t>
+              <w:t>위험성평가보고서</w:t>
             </w:r>
           </w:p>
         </w:tc>
@@ -337,7 +337,7 @@
           </w:tcPr>
           <w:p>
             <w:r>
-              <w:t>2026-07-28~2026-08-03</w:t>
+              <w:t>2026-07-28 ~ 2026-08-03</w:t>
             </w:r>
           </w:p>
         </w:tc>
@@ -607,7 +607,7 @@
           </w:tcPr>
           <w:p>
             <w:r>
-              <w:t>평가기간 동안 총 12건의 위험성평가가 수행됐다. 고위험 및 중대위험 항목은 4건으로 전체의 33.3%이다. 조치가 연결된 평가 항목은 3건이며, 전체 평가 항목 기준 조치 완료율은 25.0%이다. 승인 완료 평가 항목은 3건이며, 전체 평가 항목 기준 승인 완료율은 25.0%이다. 미조치 평가 항목은 9건이고, 이 중 고위험 또는 중대위험 미조치 항목은 2건이다.</w:t>
+              <w:t>평가기간 동안 총 12건의 위험성평가가 수행됐다. 고위험 및 중대위험 항목은 4건으로 전체의 33.3%이다. 조치가 연결된 평가 항목은 3건이며, 전체 평가 항목 기준 조치 완료율은 25.0%이다. 종사자가 신고하여 위험요인을 추가한 항목은 전체 중 23.5% 이며, CCTV가 감지한 항목은 전체의 0.0이다. 재발 항목률 25.0% 이다.</w:t>
             </w:r>
           </w:p>
         </w:tc>
@@ -1098,7 +1098,7 @@
                 <w:color w:val="D94841"/>
                 <w:sz w:val="24"/>
               </w:rPr>
-              <w:t>9건</w:t>
+              <w:t>0건</w:t>
             </w:r>
           </w:p>
         </w:tc>
@@ -1498,7 +1498,7 @@
               <w:rPr>
                 <w:sz w:val="20"/>
               </w:rPr>
-              <w:t>위험도 분포는 중대위험 0건, 고위험 4건, 중간위험 8건, 저위험 0건으로 확인됐다. 고위험 및 중대위험 항목은 총 4건으로 전체 평가 항목 12건의 33.3%를 차지했다. 조치가 연결된 평가 항목은 3건이며, 전체 평가 항목 기준 조치 완료율은 25.0%, 승인 완료율은 25.0%이다. 미조치 평가 항목은 9건이고, 이 중 고위험 또는 중대위험 미조치 항목은 2건으로 확인됐다.</w:t>
+              <w:t>위험도 분포는 중대위험 0건, 고위험 4건, 중간위험 8건, 저위험 0건으로 확인됐다. 고위험 및 중대위험 항목은 총 4건으로 전체 평가 항목 12건의 33.3%를 차지했다. 조치가 연결된 평가 항목은 3건이며, 승인 완료율은 25.0%이다. 재발 항목률 25.0% 이다.</w:t>
             </w:r>
           </w:p>
           <w:p>
@@ -2758,7 +2758,7 @@
               <w:rPr>
                 <w:sz w:val="22"/>
               </w:rPr>
-              <w:t>위험성평가 결과 총 12건 중 4건이 고위험 또는 중대위험으로 분류됐다. 조치가 연결된 평가 항목은 3건이며, 미조치 평가 항목은 9건으로 확인됐다. 특히 고위험 또는 중대위험 미조치 항목 2건은 우선 관리 대상으로 분류된다. 본 보고서는 위험도 분포, 관리 현황, 주요 고위험 항목을 기준으로 사업장 위험성평가 결과를 종합한 것이다.</w:t>
+              <w:t>위험성평가 결과 총 12건 중 4건이 고위험 또는 중대위험으로 분류됐다. 조치가 연결된 평가 항목은 3건이다. 특히 동일 항목에 대한 재현율은 25.0%로 해당 항목은 우선 관리 대상으로 분류된다. 본 보고서는 위험도 분포, 관리 현황, 주요 고위험 항목을 기준으로 사업장 위험성평가 결과를 종합한 것이다.</w:t>
             </w:r>
           </w:p>
         </w:tc>
@@ -2888,7 +2888,7 @@
                 <w:b/>
                 <w:sz w:val="20"/>
               </w:rPr>
-              <w:t>2건</w:t>
+              <w:t>0건</w:t>
             </w:r>
           </w:p>
         </w:tc>

--- a/report_agent/output/risk_assessment_reports/risk_assessment_report.docx
+++ b/report_agent/output/risk_assessment_reports/risk_assessment_report.docx
@@ -397,7 +397,7 @@
           </w:tcPr>
           <w:p>
             <w:r>
-              <w:t>2026-08-07</w:t>
+              <w:t>2026-08-08</w:t>
             </w:r>
           </w:p>
         </w:tc>

--- a/report_agent/output/risk_assessment_reports/risk_assessment_report.docx
+++ b/report_agent/output/risk_assessment_reports/risk_assessment_report.docx
@@ -397,7 +397,7 @@
           </w:tcPr>
           <w:p>
             <w:r>
-              <w:t>2026-08-08</w:t>
+              <w:t>2026-08-10</w:t>
             </w:r>
           </w:p>
         </w:tc>
@@ -607,7 +607,7 @@
           </w:tcPr>
           <w:p>
             <w:r>
-              <w:t>평가기간 동안 총 12건의 위험성평가가 수행됐다. 고위험 및 중대위험 항목은 4건으로 전체의 33.3%이다. 조치가 연결된 평가 항목은 3건이며, 전체 평가 항목 기준 조치 완료율은 25.0%이다. 종사자가 신고하여 위험요인을 추가한 항목은 전체 중 23.5% 이며, CCTV가 감지한 항목은 전체의 0.0이다. 재발 항목률 25.0% 이다.</w:t>
+              <w:t>평가기간 동안 총 12건의 위험성평가가 수행됐다. 고위험 및 중대위험 항목은 4건으로 전체의 33.3%이다. 조치가 연결된 평가 항목은 3건이며, 전체 평가 항목 기준 조치 완료율은 25.0%이다. 종사자가 신고하여 위험요인을 추가한 항목은 전체 중 17.6% 이며, CCTV가 감지한 항목은 전체의 0.0이다. 재발 항목률 25.0% 이다.</w:t>
             </w:r>
           </w:p>
         </w:tc>
@@ -954,7 +954,7 @@
                 <w:szCs w:val="24"/>
                 <w:lang w:eastAsia="ko-KR"/>
               </w:rPr>
-              <w:t>23.5%</w:t>
+              <w:t>17.6%</w:t>
             </w:r>
           </w:p>
         </w:tc>
@@ -2258,7 +2258,7 @@
               <w:rPr>
                 <w:sz w:val="16"/>
               </w:rPr>
-              <w:t>: -</w:t>
+              <w:t>: 조치내용이 백엔드에뜨는지 테스트</w:t>
             </w:r>
           </w:p>
         </w:tc>
@@ -2606,7 +2606,7 @@
               <w:rPr>
                 <w:sz w:val="16"/>
               </w:rPr>
-              <w:t>: -</w:t>
+              <w:t>: 소화기 가림 박스 치우고 통로 확보했습니다.</w:t>
             </w:r>
           </w:p>
         </w:tc>
